--- a/courts/ninth-circuit/northern-mariana-islands/federal/district/motion-brief/usage/OUTPUT-motion-brief.docx
+++ b/courts/ninth-circuit/northern-mariana-islands/federal/district/motion-brief/usage/OUTPUT-motion-brief.docx
@@ -269,11 +269,7 @@
               <w:t xml:space="preserve"> </w:t>
             </w:r>
             <w:r>
-              <w:t xml:space="preserve">670</w:t>
-              <w:noBreakHyphen/>
-              <w:t xml:space="preserve">237</w:t>
-              <w:noBreakHyphen/>
-              <w:t xml:space="preserve">7500</w:t>
+              <w:t xml:space="preserve">670-⁠237-⁠7500</w:t>
             </w:r>
           </w:p>
           <w:p>
@@ -664,9 +660,7 @@
               <w:t xml:space="preserve">CIVIL CASE NO. </w:t>
             </w:r>
             <w:r>
-              <w:t xml:space="preserve">1:24-cv</w:t>
-              <w:noBreakHyphen/>
-              <w:t xml:space="preserve">00001</w:t>
+              <w:t xml:space="preserve">1:24-cv-⁠00001</w:t>
             </w:r>
           </w:p>
           <w:p>
@@ -1236,9 +1230,7 @@
         <w:t xml:space="preserve"> </w:t>
       </w:r>
       <w:r>
-        <w:t xml:space="preserve">2021</w:t>
-        <w:noBreakHyphen/>
-        <w:t xml:space="preserve">002</w:t>
+        <w:t xml:space="preserve">2021-⁠002</w:t>
       </w:r>
       <w:r>
         <w:t xml:space="preserve">   </w:t>
@@ -3035,13 +3027,7 @@
         <w:tab/>
       </w:r>
       <w:r>
-        <w:t xml:space="preserve">Enforcement Action 2020</w:t>
-      </w:r>
-      <w:r>
-        <w:noBreakHyphen/>
-      </w:r>
-      <w:r>
-        <w:t xml:space="preserve">001, alleging that Plaintiff violated the Casino License Agreement by failing to pay the 2018 and 2019 Community Benefit Fund contributions.</w:t>
+        <w:t xml:space="preserve">Enforcement Action 2020-⁠001, alleging that Plaintiff violated the Casino License Agreement by failing to pay the 2018 and 2019 Community Benefit Fund contributions.</w:t>
       </w:r>
     </w:p>
     <w:p>
@@ -3055,37 +3041,7 @@
         <w:tab/>
       </w:r>
       <w:r>
-        <w:t xml:space="preserve">Enforcement Action 2020</w:t>
-      </w:r>
-      <w:r>
-        <w:noBreakHyphen/>
-      </w:r>
-      <w:r>
-        <w:t xml:space="preserve">002, alleging that Plaintiff failed to pay the Annual License Fee due August 12, 2020 in violation of 4 CMC § 2306(b) and CCC regulations (§§ 175</w:t>
-      </w:r>
-      <w:r>
-        <w:noBreakHyphen/>
-      </w:r>
-      <w:r>
-        <w:t xml:space="preserve">10.1</w:t>
-      </w:r>
-      <w:r>
-        <w:noBreakHyphen/>
-      </w:r>
-      <w:r>
-        <w:t xml:space="preserve">610(b) and 175</w:t>
-      </w:r>
-      <w:r>
-        <w:noBreakHyphen/>
-      </w:r>
-      <w:r>
-        <w:t xml:space="preserve">10.1</w:t>
-      </w:r>
-      <w:r>
-        <w:noBreakHyphen/>
-      </w:r>
-      <w:r>
-        <w:t xml:space="preserve">1805(b)⁠(15).</w:t>
+        <w:t xml:space="preserve">Enforcement Action 2020-⁠002, alleging that Plaintiff failed to pay the Annual License Fee due August 12, 2020 in violation of 4 CMC § 2306(b) and CCC regulations (§§ 175-⁠10.1-⁠610(b) and 175-⁠10.1-⁠1805(b)⁠(15).</w:t>
       </w:r>
     </w:p>
     <w:p>
@@ -3099,19 +3055,7 @@
         <w:tab/>
       </w:r>
       <w:r>
-        <w:t xml:space="preserve">Enforcement Action 2020</w:t>
-      </w:r>
-      <w:r>
-        <w:noBreakHyphen/>
-      </w:r>
-      <w:r>
-        <w:t xml:space="preserve">003, alleging that Plaintiff failed to comply with Commission Order 2020</w:t>
-      </w:r>
-      <w:r>
-        <w:noBreakHyphen/>
-      </w:r>
-      <w:r>
-        <w:t xml:space="preserve">003 by failing to maintain the required cash or cash equivalents in a CNMI or United States bank.</w:t>
+        <w:t xml:space="preserve">Enforcement Action 2020-⁠003, alleging that Plaintiff failed to comply with Commission Order 2020-⁠003 by failing to maintain the required cash or cash equivalents in a CNMI or United States bank.</w:t>
       </w:r>
     </w:p>
     <w:p>
@@ -3125,19 +3069,7 @@
         <w:tab/>
       </w:r>
       <w:r>
-        <w:t xml:space="preserve">Enforcement Action 2020</w:t>
-      </w:r>
-      <w:r>
-        <w:noBreakHyphen/>
-      </w:r>
-      <w:r>
-        <w:t xml:space="preserve">004, alleging that Plaintiff violated Commission Order 2020</w:t>
-      </w:r>
-      <w:r>
-        <w:noBreakHyphen/>
-      </w:r>
-      <w:r>
-        <w:t xml:space="preserve">004 by failing to pay accounts payable that were over 89 days old.</w:t>
+        <w:t xml:space="preserve">Enforcement Action 2020-⁠004, alleging that Plaintiff violated Commission Order 2020-⁠004 by failing to pay accounts payable that were over 89 days old.</w:t>
       </w:r>
     </w:p>
     <w:p>
@@ -3151,25 +3083,7 @@
         <w:tab/>
       </w:r>
       <w:r>
-        <w:t xml:space="preserve">Enforcement Action 2020</w:t>
-      </w:r>
-      <w:r>
-        <w:noBreakHyphen/>
-      </w:r>
-      <w:r>
-        <w:t xml:space="preserve">005, alleging Plaintiff violated 4 CMC § 2309 and § 175</w:t>
-      </w:r>
-      <w:r>
-        <w:noBreakHyphen/>
-      </w:r>
-      <w:r>
-        <w:t xml:space="preserve">10.1</w:t>
-      </w:r>
-      <w:r>
-        <w:noBreakHyphen/>
-      </w:r>
-      <w:r>
-        <w:t xml:space="preserve">1225 by failing to pay the Casino Regulatory Fee due by October 1, 2020.</w:t>
+        <w:t xml:space="preserve">Enforcement Action 2020-⁠005, alleging Plaintiff violated 4 CMC § 2309 and § 175-⁠10.1-⁠1225 by failing to pay the Casino Regulatory Fee due by October 1, 2020.</w:t>
       </w:r>
     </w:p>
     <w:p>
@@ -3177,73 +3091,7 @@
         <w:pStyle w:val="BodyText"/>
       </w:pPr>
       <w:r>
-        <w:t xml:space="preserve">See ECF No. 56 at 8</w:t>
-      </w:r>
-      <w:r>
-        <w:noBreakHyphen/>
-      </w:r>
-      <w:r>
-        <w:t xml:space="preserve">11; See also ECF No. 56</w:t>
-      </w:r>
-      <w:r>
-        <w:noBreakHyphen/>
-      </w:r>
-      <w:r>
-        <w:t xml:space="preserve">3. Enforcement Actions 2020</w:t>
-      </w:r>
-      <w:r>
-        <w:noBreakHyphen/>
-      </w:r>
-      <w:r>
-        <w:t xml:space="preserve">001 and 2020</w:t>
-      </w:r>
-      <w:r>
-        <w:noBreakHyphen/>
-      </w:r>
-      <w:r>
-        <w:t xml:space="preserve">002 were consolidated into Enforcement Action 2020</w:t>
-      </w:r>
-      <w:r>
-        <w:noBreakHyphen/>
-      </w:r>
-      <w:r>
-        <w:t xml:space="preserve">001. See ECF 56</w:t>
-      </w:r>
-      <w:r>
-        <w:noBreakHyphen/>
-      </w:r>
-      <w:r>
-        <w:t xml:space="preserve">3 (noting consolidation). Enforcement Actions 2020</w:t>
-      </w:r>
-      <w:r>
-        <w:noBreakHyphen/>
-      </w:r>
-      <w:r>
-        <w:t xml:space="preserve">003, 2020</w:t>
-      </w:r>
-      <w:r>
-        <w:noBreakHyphen/>
-      </w:r>
-      <w:r>
-        <w:t xml:space="preserve">004, and 2020</w:t>
-      </w:r>
-      <w:r>
-        <w:noBreakHyphen/>
-      </w:r>
-      <w:r>
-        <w:t xml:space="preserve">005 were consolidated into Enforcement Action 2020</w:t>
-      </w:r>
-      <w:r>
-        <w:noBreakHyphen/>
-      </w:r>
-      <w:r>
-        <w:t xml:space="preserve">003. ECF 56</w:t>
-      </w:r>
-      <w:r>
-        <w:noBreakHyphen/>
-      </w:r>
-      <w:r>
-        <w:t xml:space="preserve">3 (noting consolidation).</w:t>
+        <w:t xml:space="preserve">See ECF No. 56 at 8-⁠11; See also ECF No. 56-⁠3. Enforcement Actions 2020-⁠001 and 2020-⁠002 were consolidated into Enforcement Action 2020-⁠001. See ECF 56-⁠3 (noting consolidation). Enforcement Actions 2020-⁠003, 2020-⁠004, and 2020-⁠005 were consolidated into Enforcement Action 2020-⁠003. ECF 56-⁠3 (noting consolidation).</w:t>
       </w:r>
     </w:p>
     <w:p>
@@ -3323,25 +3171,7 @@
         <w:pStyle w:val="BodyText"/>
       </w:pPr>
       <w:r>
-        <w:t xml:space="preserve">On February 25, 2021, the CCC conducted evidentiary hearings on Enforcement Action 2020</w:t>
-      </w:r>
-      <w:r>
-        <w:noBreakHyphen/>
-      </w:r>
-      <w:r>
-        <w:t xml:space="preserve">001 (consolidated). As to Enforcement Action 2020</w:t>
-      </w:r>
-      <w:r>
-        <w:noBreakHyphen/>
-      </w:r>
-      <w:r>
-        <w:t xml:space="preserve">001, Plaintiff argued that Amendment No. 9 to the Casino License Agreement extended the payment dates to 2025. As to Enforcement Action 002, Plaintiff raise force majeure as a defense. ECF No. 56</w:t>
-      </w:r>
-      <w:r>
-        <w:noBreakHyphen/>
-      </w:r>
-      <w:r>
-        <w:t xml:space="preserve">3.</w:t>
+        <w:t xml:space="preserve">On February 25, 2021, the CCC conducted evidentiary hearings on Enforcement Action 2020-⁠001 (consolidated). As to Enforcement Action 2020-⁠001, Plaintiff argued that Amendment No. 9 to the Casino License Agreement extended the payment dates to 2025. As to Enforcement Action 002, Plaintiff raise force majeure as a defense. ECF No. 56-⁠3.</w:t>
       </w:r>
     </w:p>
     <w:p>
@@ -3349,13 +3179,7 @@
         <w:pStyle w:val="BodyText"/>
       </w:pPr>
       <w:r>
-        <w:t xml:space="preserve">“On March 2, 2021, CCC conducted an evidentiary hearing for Complaints 003, 004, and 005. IPI did not dispute the violations and did not raise any affirmative defense.” ECF No. 56</w:t>
-      </w:r>
-      <w:r>
-        <w:noBreakHyphen/>
-      </w:r>
-      <w:r>
-        <w:t xml:space="preserve">3; see also</w:t>
+        <w:t xml:space="preserve">“On March 2, 2021, CCC conducted an evidentiary hearing for Complaints 003, 004, and 005. IPI did not dispute the violations and did not raise any affirmative defense.” ECF No. 56-⁠3; see also</w:t>
       </w:r>
       <w:r>
         <w:t xml:space="preserve"> </w:t>
@@ -3449,9 +3273,7 @@
           <w:b/>
           <w:bCs/>
         </w:rPr>
-        <w:t xml:space="preserve">2021</w:t>
-        <w:noBreakHyphen/>
-        <w:t xml:space="preserve">002</w:t>
+        <w:t xml:space="preserve">2021-⁠002</w:t>
       </w:r>
     </w:p>
     <w:p>
@@ -3459,31 +3281,7 @@
         <w:pStyle w:val="BodyText"/>
       </w:pPr>
       <w:r>
-        <w:t xml:space="preserve">On April 22, 2021, the CCC issued Order No: 2021</w:t>
-      </w:r>
-      <w:r>
-        <w:noBreakHyphen/>
-      </w:r>
-      <w:r>
-        <w:t xml:space="preserve">002. ECF No. 56</w:t>
-      </w:r>
-      <w:r>
-        <w:noBreakHyphen/>
-      </w:r>
-      <w:r>
-        <w:t xml:space="preserve">3. “The Order suspended IPI’s [Plaintiff’s] gaming license, ordering IPI [Plaintiff] to pay a total of $18.65 million that it found was due under the Casino License Agreement’s (“CLA”) Annual License Fee and Annual Regulatory Fee, and imposing a total of $6.6 million in penalties against IPI [Plaintiff].” ECF No. 23 at 7. There are two signatories to the Order: CCC Chairman Edward C. Deleon Guerrero and Defendant Demapan. ECF No. 56</w:t>
-      </w:r>
-      <w:r>
-        <w:noBreakHyphen/>
-      </w:r>
-      <w:r>
-        <w:t xml:space="preserve">3 at 10. The Chairman is a signatory as to Enforcement Action 2020</w:t>
-      </w:r>
-      <w:r>
-        <w:noBreakHyphen/>
-      </w:r>
-      <w:r>
-        <w:t xml:space="preserve">003 (consolidated).</w:t>
+        <w:t xml:space="preserve">On April 22, 2021, the CCC issued Order No: 2021-⁠002. ECF No. 56-⁠3. “The Order suspended IPI’s [Plaintiff’s] gaming license, ordering IPI [Plaintiff] to pay a total of $18.65 million that it found was due under the Casino License Agreement’s (“CLA”) Annual License Fee and Annual Regulatory Fee, and imposing a total of $6.6 million in penalties against IPI [Plaintiff].” ECF No. 23 at 7. There are two signatories to the Order: CCC Chairman Edward C. Deleon Guerrero and Defendant Demapan. ECF No. 56-⁠3 at 10. The Chairman is a signatory as to Enforcement Action 2020-⁠003 (consolidated).</w:t>
       </w:r>
       <w:r>
         <w:t xml:space="preserve"> </w:t>
@@ -3499,13 +3297,7 @@
         <w:t xml:space="preserve"> </w:t>
       </w:r>
       <w:r>
-        <w:t xml:space="preserve">Defendant Demapan is a signatory as to Enforcement Action 2020</w:t>
-      </w:r>
-      <w:r>
-        <w:noBreakHyphen/>
-      </w:r>
-      <w:r>
-        <w:t xml:space="preserve">001 (consolidated).</w:t>
+        <w:t xml:space="preserve">Defendant Demapan is a signatory as to Enforcement Action 2020-⁠001 (consolidated).</w:t>
       </w:r>
       <w:r>
         <w:t xml:space="preserve"> </w:t>
@@ -3595,19 +3387,7 @@
         <w:pStyle w:val="BodyText"/>
       </w:pPr>
       <w:r>
-        <w:t xml:space="preserve">On November 5, 2021, Plaintiff appealed the Commission Order No. 2021</w:t>
-      </w:r>
-      <w:r>
-        <w:noBreakHyphen/>
-      </w:r>
-      <w:r>
-        <w:t xml:space="preserve">002 to the Commonwealth of the Northern Mariana Islands Superior Court. ECF No. 56</w:t>
-      </w:r>
-      <w:r>
-        <w:noBreakHyphen/>
-      </w:r>
-      <w:r>
-        <w:t xml:space="preserve">3 ¶ 44. Plaintiff alleged the Order was “arbitrary, capricious, an abuse of discretion and otherwise not in accordance with law and unwarranted by the facts.”</w:t>
+        <w:t xml:space="preserve">On November 5, 2021, Plaintiff appealed the Commission Order No. 2021-⁠002 to the Commonwealth of the Northern Mariana Islands Superior Court. ECF No. 56-⁠3 ¶ 44. Plaintiff alleged the Order was “arbitrary, capricious, an abuse of discretion and otherwise not in accordance with law and unwarranted by the facts.”</w:t>
       </w:r>
       <w:r>
         <w:t xml:space="preserve"> </w:t>
@@ -3620,49 +3400,7 @@
         <w:t xml:space="preserve">Id.</w:t>
       </w:r>
       <w:r>
-        <w:t xml:space="preserve">; See also ECF No. 3</w:t>
-      </w:r>
-      <w:r>
-        <w:noBreakHyphen/>
-      </w:r>
-      <w:r>
-        <w:t xml:space="preserve">3 (“IPI appealed CCC’s order to the Superior Court, arguing that COVID</w:t>
-      </w:r>
-      <w:r>
-        <w:noBreakHyphen/>
-      </w:r>
-      <w:r>
-        <w:t xml:space="preserve">19 and other factors like Super Typhoon Yutu and changes in federal immigration law constituted force majeure events that excused all its performance obligations.” Additionally, IPI claimed that CCC violated its due process rights by discussing IPI’s parent company’s annual report at the April 2021 meeting. IPI asserted that CCC improperly considered evidence outside the record, leading it to decide against IPI’s force majeure defense.”). The Superior Court affirmed the Order, finding no due process violation and holding that it “was not arbitrary or capricious.” ECF No. 3</w:t>
-      </w:r>
-      <w:r>
-        <w:noBreakHyphen/>
-      </w:r>
-      <w:r>
-        <w:t xml:space="preserve">3 at 5. The court did not “decide the question of force majeure.” ECF No. 3</w:t>
-      </w:r>
-      <w:r>
-        <w:noBreakHyphen/>
-      </w:r>
-      <w:r>
-        <w:t xml:space="preserve">3 at 5. Instead, the court held that while Plaintiff raised the force majeure defense for Enforcement Actions 001 and 002, it did not raise the defense “or any other defense” as to Enforcement Actions 003, 004, and 005. ECF No. 3</w:t>
-      </w:r>
-      <w:r>
-        <w:noBreakHyphen/>
-      </w:r>
-      <w:r>
-        <w:t xml:space="preserve">3 at 5. The court thus reasoned that the CCC “had properly suspended” Plaintiff’s license. ECF No. 3</w:t>
-      </w:r>
-      <w:r>
-        <w:noBreakHyphen/>
-      </w:r>
-      <w:r>
-        <w:t xml:space="preserve">3 at 5. The court further found no due process violation and held that CCC’s order was not arbitrary or capricious.” ECF No. 3</w:t>
-      </w:r>
-      <w:r>
-        <w:noBreakHyphen/>
-      </w:r>
-      <w:r>
-        <w:t xml:space="preserve">3 at 5. On April 11, 2022, Plaintiff appealed the Superior Court’s order to the NMI Supreme Court. ECF No. 56 ¶ 47.</w:t>
+        <w:t xml:space="preserve">; See also ECF No. 3-⁠3 (“IPI appealed CCC’s order to the Superior Court, arguing that COVID-⁠19 and other factors like Super Typhoon Yutu and changes in federal immigration law constituted force majeure events that excused all its performance obligations.” Additionally, IPI claimed that CCC violated its due process rights by discussing IPI’s parent company’s annual report at the April 2021 meeting. IPI asserted that CCC improperly considered evidence outside the record, leading it to decide against IPI’s force majeure defense.”). The Superior Court affirmed the Order, finding no due process violation and holding that it “was not arbitrary or capricious.” ECF No. 3-⁠3 at 5. The court did not “decide the question of force majeure.” ECF No. 3-⁠3 at 5. Instead, the court held that while Plaintiff raised the force majeure defense for Enforcement Actions 001 and 002, it did not raise the defense “or any other defense” as to Enforcement Actions 003, 004, and 005. ECF No. 3-⁠3 at 5. The court thus reasoned that the CCC “had properly suspended” Plaintiff’s license. ECF No. 3-⁠3 at 5. The court further found no due process violation and held that CCC’s order was not arbitrary or capricious.” ECF No. 3-⁠3 at 5. On April 11, 2022, Plaintiff appealed the Superior Court’s order to the NMI Supreme Court. ECF No. 56 ¶ 47.</w:t>
       </w:r>
     </w:p>
     <w:p>
@@ -3670,31 +3408,7 @@
         <w:pStyle w:val="BodyText"/>
       </w:pPr>
       <w:r>
-        <w:t xml:space="preserve">On appeal, Plaintiff argued that the lower court erred by “failing to address force majeure, asserting that COVID</w:t>
-      </w:r>
-      <w:r>
-        <w:noBreakHyphen/>
-      </w:r>
-      <w:r>
-        <w:t xml:space="preserve">19 and other occurrences are force majeure events excusing performance in all five complaints.” ECF No. 3</w:t>
-      </w:r>
-      <w:r>
-        <w:noBreakHyphen/>
-      </w:r>
-      <w:r>
-        <w:t xml:space="preserve">3 at 5; See also ECF No. 1 at 6. Plaintiff also argued that “Amendment No. 9 constitutes a deferment of its obligations to pay the Community Benefit Funds. ECF No. 3</w:t>
-      </w:r>
-      <w:r>
-        <w:noBreakHyphen/>
-      </w:r>
-      <w:r>
-        <w:t xml:space="preserve">3 at 5. Plaintiff also argued that it “suffered a due process violation” such that “all sanctions” should be set aside. ECF No. 3</w:t>
-      </w:r>
-      <w:r>
-        <w:noBreakHyphen/>
-      </w:r>
-      <w:r>
-        <w:t xml:space="preserve">3 at 5; See also ECF No. 1 at 6. “On August 25, 2023, the NMI Supreme Court affirmed the trial court’s ruling in part and reversed in part and asked CCC to ‘decide on a reasonable deadline for IPI to pay’ the annual license fees for 2020 and the following years.” ECF No. 56 ¶ 47.</w:t>
+        <w:t xml:space="preserve">On appeal, Plaintiff argued that the lower court erred by “failing to address force majeure, asserting that COVID-⁠19 and other occurrences are force majeure events excusing performance in all five complaints.” ECF No. 3-⁠3 at 5; See also ECF No. 1 at 6. Plaintiff also argued that “Amendment No. 9 constitutes a deferment of its obligations to pay the Community Benefit Funds. ECF No. 3-⁠3 at 5. Plaintiff also argued that it “suffered a due process violation” such that “all sanctions” should be set aside. ECF No. 3-⁠3 at 5; See also ECF No. 1 at 6. “On August 25, 2023, the NMI Supreme Court affirmed the trial court’s ruling in part and reversed in part and asked CCC to ‘decide on a reasonable deadline for IPI to pay’ the annual license fees for 2020 and the following years.” ECF No. 56 ¶ 47.</w:t>
       </w:r>
     </w:p>
     <w:p>
@@ -3702,13 +3416,7 @@
         <w:pStyle w:val="BodyText"/>
       </w:pPr>
       <w:r>
-        <w:t xml:space="preserve">Notably, the NMI Supreme Court found that IPI did not raise the defense of force majeure for Complaints 003</w:t>
-      </w:r>
-      <w:r>
-        <w:noBreakHyphen/>
-      </w:r>
-      <w:r>
-        <w:t xml:space="preserve">005 and conceded the violations. The Court further found that IPI’s change in tactics on appeal was barred by numerous procedural rules and hurdles such as failure to raise the issue before the agency and judicial estoppel.</w:t>
+        <w:t xml:space="preserve">Notably, the NMI Supreme Court found that IPI did not raise the defense of force majeure for Complaints 003-⁠005 and conceded the violations. The Court further found that IPI’s change in tactics on appeal was barred by numerous procedural rules and hurdles such as failure to raise the issue before the agency and judicial estoppel.</w:t>
       </w:r>
       <w:r>
         <w:t xml:space="preserve"> </w:t>
@@ -3726,16 +3434,7 @@
           <w:rPr>
             <w:rStyle w:val="Hyperlink"/>
           </w:rPr>
-          <w:t xml:space="preserve">, 2023 MP 8 ¶¶ 56</w:t>
-        </w:r>
-        <w:r>
-          <w:noBreakHyphen/>
-        </w:r>
-        <w:r>
-          <w:rPr>
-            <w:rStyle w:val="Hyperlink"/>
-          </w:rPr>
-          <w:t xml:space="preserve">62</w:t>
+          <w:t xml:space="preserve">, 2023 MP 8 ¶¶ 56-⁠62</w:t>
         </w:r>
       </w:hyperlink>
       <w:r>
@@ -3791,13 +3490,7 @@
         <w:pStyle w:val="BodyText"/>
       </w:pPr>
       <w:r>
-        <w:t xml:space="preserve">The CCC conducted a revocation hearing, and Plaintiff filed its Original Complaint in this action and in 1:24-cv</w:t>
-      </w:r>
-      <w:r>
-        <w:noBreakHyphen/>
-      </w:r>
-      <w:r>
-        <w:t xml:space="preserve">0002 alleging various deficiencies and allegations. This is Plaintiff’s Second Amendment to their original Complaint. Procedurally, this mooted the all prior Motions to Dismiss that was directed at the prior Complaints. See</w:t>
+        <w:t xml:space="preserve">The CCC conducted a revocation hearing, and Plaintiff filed its Original Complaint in this action and in 1:24-cv-⁠0002 alleging various deficiencies and allegations. This is Plaintiff’s Second Amendment to their original Complaint. Procedurally, this mooted the all prior Motions to Dismiss that was directed at the prior Complaints. See</w:t>
       </w:r>
       <w:r>
         <w:t xml:space="preserve"> </w:t>
@@ -5878,9 +5571,7 @@
         <w:sz w:val="20"/>
         <w:szCs w:val="20"/>
       </w:rPr>
-      <w:t xml:space="preserve">CASE NO. 1:24-cv</w:t>
-      <w:noBreakHyphen/>
-      <w:t xml:space="preserve">00001</w:t>
+      <w:t xml:space="preserve">CASE NO. 1:24-cv-⁠00001</w:t>
     </w:r>
   </w:p>
 </w:ftr>

--- a/courts/ninth-circuit/northern-mariana-islands/federal/district/motion-brief/usage/OUTPUT-motion-brief.docx
+++ b/courts/ninth-circuit/northern-mariana-islands/federal/district/motion-brief/usage/OUTPUT-motion-brief.docx
@@ -5,6 +5,13 @@
     <w:tbl>
       <w:tblPr>
         <w:tblW w:w="6048" w:type="dxa"/>
+        <w:tblInd w:w="0" w:type="dxa"/>
+        <w:tblBorders>
+          <w:top w:val="nil"/>
+          <w:left w:val="nil"/>
+          <w:bottom w:val="nil"/>
+          <w:right w:val="nil"/>
+        </w:tblBorders>
         <w:tblLayout w:type="fixed"/>
         <w:tblCellMar>
           <w:top w:w="0" w:type="dxa"/>
@@ -28,7 +35,7 @@
           </w:tcPr>
           <w:p>
             <w:pPr>
-              <w:spacing w:before="192" w:after="0" w:line="240" w:lineRule="exact"/>
+              <w:spacing w:before="0" w:after="0" w:line="240" w:lineRule="exact"/>
               <w:ind w:left="0" w:firstLine="0"/>
               <w:jc w:val="left"/>
             </w:pPr>
@@ -351,9 +358,7 @@
     </w:tbl>
     <w:p>
       <w:pPr>
-        <w:keepNext/>
-        <w:keepLines/>
-        <w:spacing w:before="0" w:after="0" w:line="480" w:lineRule="exact"/>
+        <w:spacing w:before="480" w:after="0" w:line="240" w:lineRule="exact"/>
         <w:ind w:left="0" w:firstLine="0"/>
         <w:jc w:val="center"/>
       </w:pPr>
@@ -362,14 +367,82 @@
           <w:b/>
           <w:bCs/>
         </w:rPr>
-        <w:t xml:space="preserve">IN THE UNITED STATES DISTRICT COURT</w:t>
-      </w:r>
-    </w:p>
-    <w:p>
-      <w:pPr>
-        <w:keepNext/>
-        <w:keepLines/>
-        <w:spacing w:before="0" w:after="0" w:line="480" w:lineRule="exact"/>
+        <w:t xml:space="preserve">IN</w:t>
+      </w:r>
+      <w:r>
+        <w:rPr>
+          <w:b/>
+          <w:bCs/>
+        </w:rPr>
+        <w:t xml:space="preserve"> </w:t>
+      </w:r>
+      <w:r>
+        <w:rPr>
+          <w:b/>
+          <w:bCs/>
+        </w:rPr>
+        <w:t xml:space="preserve">THE</w:t>
+      </w:r>
+      <w:r>
+        <w:rPr>
+          <w:b/>
+          <w:bCs/>
+        </w:rPr>
+        <w:t xml:space="preserve"> </w:t>
+      </w:r>
+      <w:r>
+        <w:rPr>
+          <w:b/>
+          <w:bCs/>
+        </w:rPr>
+        <w:t xml:space="preserve">UNITED</w:t>
+      </w:r>
+      <w:r>
+        <w:rPr>
+          <w:b/>
+          <w:bCs/>
+        </w:rPr>
+        <w:t xml:space="preserve"> </w:t>
+      </w:r>
+      <w:r>
+        <w:rPr>
+          <w:b/>
+          <w:bCs/>
+        </w:rPr>
+        <w:t xml:space="preserve">STATES</w:t>
+      </w:r>
+      <w:r>
+        <w:rPr>
+          <w:b/>
+          <w:bCs/>
+        </w:rPr>
+        <w:t xml:space="preserve"> </w:t>
+      </w:r>
+      <w:r>
+        <w:rPr>
+          <w:b/>
+          <w:bCs/>
+        </w:rPr>
+        <w:t xml:space="preserve">DISTRICT</w:t>
+      </w:r>
+      <w:r>
+        <w:rPr>
+          <w:b/>
+          <w:bCs/>
+        </w:rPr>
+        <w:t xml:space="preserve"> </w:t>
+      </w:r>
+      <w:r>
+        <w:rPr>
+          <w:b/>
+          <w:bCs/>
+        </w:rPr>
+        <w:t xml:space="preserve">COURT</w:t>
+      </w:r>
+    </w:p>
+    <w:p>
+      <w:pPr>
+        <w:spacing w:before="0" w:after="0" w:line="240" w:lineRule="exact"/>
         <w:ind w:left="0" w:firstLine="0"/>
         <w:jc w:val="center"/>
       </w:pPr>
@@ -378,14 +451,68 @@
           <w:b/>
           <w:bCs/>
         </w:rPr>
-        <w:t xml:space="preserve">FOR THE NORTHERN MARIANA ISLANDS</w:t>
+        <w:t xml:space="preserve">FOR</w:t>
+      </w:r>
+      <w:r>
+        <w:rPr>
+          <w:b/>
+          <w:bCs/>
+        </w:rPr>
+        <w:t xml:space="preserve"> </w:t>
+      </w:r>
+      <w:r>
+        <w:rPr>
+          <w:b/>
+          <w:bCs/>
+        </w:rPr>
+        <w:t xml:space="preserve">THE</w:t>
+      </w:r>
+      <w:r>
+        <w:rPr>
+          <w:b/>
+          <w:bCs/>
+        </w:rPr>
+        <w:t xml:space="preserve"> </w:t>
+      </w:r>
+      <w:r>
+        <w:rPr>
+          <w:b/>
+          <w:bCs/>
+        </w:rPr>
+        <w:t xml:space="preserve">NORTHERN</w:t>
+      </w:r>
+      <w:r>
+        <w:rPr>
+          <w:b/>
+          <w:bCs/>
+        </w:rPr>
+        <w:t xml:space="preserve"> </w:t>
+      </w:r>
+      <w:r>
+        <w:rPr>
+          <w:b/>
+          <w:bCs/>
+        </w:rPr>
+        <w:t xml:space="preserve">MARIANA</w:t>
+      </w:r>
+      <w:r>
+        <w:rPr>
+          <w:b/>
+          <w:bCs/>
+        </w:rPr>
+        <w:t xml:space="preserve"> </w:t>
+      </w:r>
+      <w:r>
+        <w:rPr>
+          <w:b/>
+          <w:bCs/>
+        </w:rPr>
+        <w:t xml:space="preserve">ISLANDS</w:t>
       </w:r>
     </w:p>
     <w:p>
       <w:pPr>
         <w:spacing w:before="0" w:after="0" w:line="480" w:lineRule="exact"/>
-        <w:ind w:left="0" w:firstLine="0"/>
-        <w:jc w:val="left"/>
       </w:pPr>
     </w:p>
     <w:tbl>
@@ -402,8 +529,7 @@
       </w:tblPr>
       <w:tblGrid>
         <w:gridCol w:w="4896"/>
-        <w:gridCol w:w="360"/>
-        <w:gridCol w:w="4824"/>
+        <w:gridCol w:w="5184"/>
       </w:tblGrid>
       <w:tr>
         <w:trPr>
@@ -412,252 +538,282 @@
         <w:tc>
           <w:tcPr>
             <w:tcW w:w="4896" w:type="dxa"/>
-            <w:tcBorders>
-              <w:right w:val="single" w:sz="6" w:space="0" w:color="000000"/>
-              <w:bottom w:val="single" w:sz="6" w:space="0" w:color="000000"/>
-            </w:tcBorders>
+          </w:tcPr>
+          <w:tbl>
+            <w:tblPr>
+              <w:tblW w:w="4896" w:type="dxa"/>
+              <w:tblInd w:w="0" w:type="dxa"/>
+              <w:tblBorders>
+                <w:top w:val="nil"/>
+                <w:left w:val="nil"/>
+                <w:bottom w:val="single" w:sz="6" w:space="0" w:color="000000"/>
+                <w:right w:val="single" w:sz="6" w:space="0" w:color="000000"/>
+              </w:tblBorders>
+              <w:tblLayout w:type="fixed"/>
+              <w:tblCellMar>
+                <w:top w:w="0" w:type="dxa"/>
+                <w:left w:w="0" w:type="dxa"/>
+                <w:bottom w:w="240" w:type="dxa"/>
+                <w:right w:w="200" w:type="dxa"/>
+              </w:tblCellMar>
+              <w:tblLook w:val="0000" w:firstRow="0" w:lastRow="0" w:firstColumn="0" w:lastColumn="0" w:noHBand="0" w:noVBand="0"/>
+            </w:tblPr>
+            <w:tblGrid>
+              <w:gridCol w:w="4896"/>
+            </w:tblGrid>
+            <w:tr>
+              <w:trPr>
+                <w:cantSplit/>
+              </w:trPr>
+              <w:tc>
+                <w:tcPr>
+                  <w:tcW w:w="4896" w:type="dxa"/>
+                </w:tcPr>
+                <w:p>
+                  <w:pPr>
+                    <w:spacing w:before="0" w:after="0" w:line="240" w:lineRule="exact"/>
+                    <w:ind w:left="0" w:firstLine="0"/>
+                    <w:jc w:val="left"/>
+                  </w:pPr>
+                  <w:r>
+                    <w:t xml:space="preserve">IMPERIAL</w:t>
+                  </w:r>
+                  <w:r>
+                    <w:t xml:space="preserve"> </w:t>
+                  </w:r>
+                  <w:r>
+                    <w:t xml:space="preserve">PACIFIC</w:t>
+                  </w:r>
+                  <w:r>
+                    <w:t xml:space="preserve"> </w:t>
+                  </w:r>
+                  <w:r>
+                    <w:t xml:space="preserve">INTERNATIONAL</w:t>
+                  </w:r>
+                  <w:r>
+                    <w:t xml:space="preserve"> </w:t>
+                  </w:r>
+                  <w:r>
+                    <w:t xml:space="preserve">(CNMI)</w:t>
+                  </w:r>
+                  <w:r>
+                    <w:t xml:space="preserve"> </w:t>
+                  </w:r>
+                  <w:r>
+                    <w:t xml:space="preserve">LLC,</w:t>
+                  </w:r>
+                </w:p>
+                <w:p>
+                  <w:pPr>
+                    <w:spacing w:before="0" w:after="0" w:line="240" w:lineRule="exact"/>
+                    <w:ind w:left="1440" w:firstLine="0"/>
+                    <w:jc w:val="left"/>
+                  </w:pPr>
+                  <w:r>
+                    <w:t xml:space="preserve">Plaintiff,</w:t>
+                  </w:r>
+                </w:p>
+                <w:p>
+                  <w:pPr>
+                    <w:spacing w:before="240" w:after="240" w:line="240" w:lineRule="exact"/>
+                    <w:ind w:left="720" w:firstLine="0"/>
+                    <w:jc w:val="left"/>
+                  </w:pPr>
+                  <w:r>
+                    <w:t xml:space="preserve">vs.</w:t>
+                  </w:r>
+                </w:p>
+                <w:p>
+                  <w:pPr>
+                    <w:spacing w:before="0" w:after="0" w:line="240" w:lineRule="exact"/>
+                    <w:ind w:left="0" w:firstLine="0"/>
+                    <w:jc w:val="left"/>
+                  </w:pPr>
+                  <w:r>
+                    <w:t xml:space="preserve">COMMONWEALTH</w:t>
+                  </w:r>
+                  <w:r>
+                    <w:t xml:space="preserve"> </w:t>
+                  </w:r>
+                  <w:r>
+                    <w:t xml:space="preserve">OF</w:t>
+                  </w:r>
+                  <w:r>
+                    <w:t xml:space="preserve"> </w:t>
+                  </w:r>
+                  <w:r>
+                    <w:t xml:space="preserve">THE</w:t>
+                  </w:r>
+                  <w:r>
+                    <w:t xml:space="preserve"> </w:t>
+                  </w:r>
+                  <w:r>
+                    <w:t xml:space="preserve">NORTHERN</w:t>
+                  </w:r>
+                  <w:r>
+                    <w:t xml:space="preserve"> </w:t>
+                  </w:r>
+                  <w:r>
+                    <w:t xml:space="preserve">MARIANA</w:t>
+                  </w:r>
+                  <w:r>
+                    <w:t xml:space="preserve"> </w:t>
+                  </w:r>
+                  <w:r>
+                    <w:t xml:space="preserve">ISLANDS,</w:t>
+                  </w:r>
+                  <w:r>
+                    <w:t xml:space="preserve"> </w:t>
+                  </w:r>
+                  <w:r>
+                    <w:t xml:space="preserve">the</w:t>
+                  </w:r>
+                  <w:r>
+                    <w:t xml:space="preserve"> </w:t>
+                  </w:r>
+                  <w:r>
+                    <w:t xml:space="preserve">COMMONWEALTH</w:t>
+                  </w:r>
+                  <w:r>
+                    <w:t xml:space="preserve"> </w:t>
+                  </w:r>
+                  <w:r>
+                    <w:t xml:space="preserve">CASINO</w:t>
+                  </w:r>
+                  <w:r>
+                    <w:t xml:space="preserve"> </w:t>
+                  </w:r>
+                  <w:r>
+                    <w:t xml:space="preserve">COMMISSION,</w:t>
+                  </w:r>
+                  <w:r>
+                    <w:t xml:space="preserve"> </w:t>
+                  </w:r>
+                  <w:r>
+                    <w:t xml:space="preserve">ARNOLD</w:t>
+                  </w:r>
+                  <w:r>
+                    <w:t xml:space="preserve"> </w:t>
+                  </w:r>
+                  <w:r>
+                    <w:t xml:space="preserve">PALACIOS,</w:t>
+                  </w:r>
+                  <w:r>
+                    <w:t xml:space="preserve"> </w:t>
+                  </w:r>
+                  <w:r>
+                    <w:t xml:space="preserve">GOVERNOR</w:t>
+                  </w:r>
+                  <w:r>
+                    <w:t xml:space="preserve"> </w:t>
+                  </w:r>
+                  <w:r>
+                    <w:t xml:space="preserve">OF</w:t>
+                  </w:r>
+                  <w:r>
+                    <w:t xml:space="preserve"> </w:t>
+                  </w:r>
+                  <w:r>
+                    <w:t xml:space="preserve">CNMI,</w:t>
+                  </w:r>
+                  <w:r>
+                    <w:t xml:space="preserve"> </w:t>
+                  </w:r>
+                  <w:r>
+                    <w:t xml:space="preserve">in</w:t>
+                  </w:r>
+                  <w:r>
+                    <w:t xml:space="preserve"> </w:t>
+                  </w:r>
+                  <w:r>
+                    <w:t xml:space="preserve">his</w:t>
+                  </w:r>
+                  <w:r>
+                    <w:t xml:space="preserve"> </w:t>
+                  </w:r>
+                  <w:r>
+                    <w:t xml:space="preserve">official</w:t>
+                  </w:r>
+                  <w:r>
+                    <w:t xml:space="preserve"> </w:t>
+                  </w:r>
+                  <w:r>
+                    <w:t xml:space="preserve">and</w:t>
+                  </w:r>
+                  <w:r>
+                    <w:t xml:space="preserve"> </w:t>
+                  </w:r>
+                  <w:r>
+                    <w:t xml:space="preserve">personal</w:t>
+                  </w:r>
+                  <w:r>
+                    <w:t xml:space="preserve"> </w:t>
+                  </w:r>
+                  <w:r>
+                    <w:t xml:space="preserve">capacities,</w:t>
+                  </w:r>
+                  <w:r>
+                    <w:t xml:space="preserve"> </w:t>
+                  </w:r>
+                  <w:r>
+                    <w:t xml:space="preserve">et.</w:t>
+                  </w:r>
+                  <w:r>
+                    <w:t xml:space="preserve"> </w:t>
+                  </w:r>
+                  <w:r>
+                    <w:t xml:space="preserve">al.,</w:t>
+                  </w:r>
+                </w:p>
+                <w:p>
+                  <w:pPr>
+                    <w:spacing w:before="0" w:after="0" w:line="240" w:lineRule="exact"/>
+                    <w:ind w:left="1440" w:firstLine="0"/>
+                    <w:jc w:val="left"/>
+                  </w:pPr>
+                  <w:r>
+                    <w:t xml:space="preserve">Defendants.</w:t>
+                  </w:r>
+                </w:p>
+              </w:tc>
+            </w:tr>
+          </w:tbl>
+          <w:p>
+            <w:pPr>
+              <w:spacing w:before="0" w:after="0" w:line="1" w:lineRule="exact"/>
+            </w:pPr>
+          </w:p>
+        </w:tc>
+        <w:tc>
+          <w:tcPr>
+            <w:tcW w:w="5184" w:type="dxa"/>
             <w:tcMar>
-              <w:top w:w="192" w:type="dxa"/>
-              <w:bottom w:w="273" w:type="dxa"/>
-              <w:right w:w="200" w:type="dxa"/>
+              <w:left w:w="360" w:type="dxa"/>
             </w:tcMar>
           </w:tcPr>
           <w:p>
             <w:pPr>
               <w:spacing w:before="0" w:after="0" w:line="240" w:lineRule="exact"/>
-              <w:ind w:left="0" w:firstLine="0"/>
+              <w:ind w:left="144" w:firstLine="0"/>
               <w:jc w:val="left"/>
             </w:pPr>
             <w:r>
-              <w:t xml:space="preserve">IMPERIAL</w:t>
-            </w:r>
-            <w:r>
-              <w:t xml:space="preserve"> </w:t>
-            </w:r>
-            <w:r>
-              <w:t xml:space="preserve">PACIFIC</w:t>
-            </w:r>
-            <w:r>
-              <w:t xml:space="preserve"> </w:t>
-            </w:r>
-            <w:r>
-              <w:t xml:space="preserve">INTERNATIONAL</w:t>
-            </w:r>
-            <w:r>
-              <w:t xml:space="preserve"> </w:t>
-            </w:r>
-            <w:r>
-              <w:t xml:space="preserve">(CNMI)</w:t>
-            </w:r>
-            <w:r>
-              <w:t xml:space="preserve"> </w:t>
-            </w:r>
-            <w:r>
-              <w:t xml:space="preserve">LLC,</w:t>
-            </w:r>
-          </w:p>
-          <w:p>
-            <w:pPr>
-              <w:spacing w:before="0" w:after="0" w:line="240" w:lineRule="exact"/>
-              <w:ind w:left="0" w:firstLine="0"/>
-              <w:jc w:val="left"/>
-            </w:pPr>
-            <w:r>
-              <w:t xml:space="preserve">Plaintiff,</w:t>
-            </w:r>
-          </w:p>
-          <w:p>
-            <w:pPr>
-              <w:spacing w:before="0" w:after="0" w:line="240" w:lineRule="exact"/>
-              <w:ind w:left="0" w:firstLine="0"/>
-              <w:jc w:val="left"/>
-            </w:pPr>
-            <w:r>
-              <w:t xml:space="preserve">vs.</w:t>
-            </w:r>
-          </w:p>
-          <w:p>
-            <w:pPr>
-              <w:spacing w:before="0" w:after="0" w:line="240" w:lineRule="exact"/>
-              <w:ind w:left="0" w:firstLine="0"/>
-              <w:jc w:val="left"/>
-            </w:pPr>
-            <w:r>
-              <w:t xml:space="preserve">COMMONWEALTH</w:t>
-            </w:r>
-            <w:r>
-              <w:t xml:space="preserve"> </w:t>
-            </w:r>
-            <w:r>
-              <w:t xml:space="preserve">OF</w:t>
-            </w:r>
-            <w:r>
-              <w:t xml:space="preserve"> </w:t>
-            </w:r>
-            <w:r>
-              <w:t xml:space="preserve">THE</w:t>
-            </w:r>
-            <w:r>
-              <w:t xml:space="preserve"> </w:t>
-            </w:r>
-            <w:r>
-              <w:t xml:space="preserve">NORTHERN</w:t>
-            </w:r>
-            <w:r>
-              <w:t xml:space="preserve"> </w:t>
-            </w:r>
-            <w:r>
-              <w:t xml:space="preserve">MARIANA</w:t>
-            </w:r>
-            <w:r>
-              <w:t xml:space="preserve"> </w:t>
-            </w:r>
-            <w:r>
-              <w:t xml:space="preserve">ISLANDS,</w:t>
-            </w:r>
-            <w:r>
-              <w:t xml:space="preserve"> </w:t>
-            </w:r>
-            <w:r>
-              <w:t xml:space="preserve">the</w:t>
-            </w:r>
-            <w:r>
-              <w:t xml:space="preserve"> </w:t>
-            </w:r>
-            <w:r>
-              <w:t xml:space="preserve">COMMONWEALTH</w:t>
-            </w:r>
-            <w:r>
-              <w:t xml:space="preserve"> </w:t>
-            </w:r>
-            <w:r>
-              <w:t xml:space="preserve">CASINO</w:t>
-            </w:r>
-            <w:r>
-              <w:t xml:space="preserve"> </w:t>
-            </w:r>
-            <w:r>
-              <w:t xml:space="preserve">COMMISSION,</w:t>
-            </w:r>
-            <w:r>
-              <w:t xml:space="preserve"> </w:t>
-            </w:r>
-            <w:r>
-              <w:t xml:space="preserve">ARNOLD</w:t>
-            </w:r>
-            <w:r>
-              <w:t xml:space="preserve"> </w:t>
-            </w:r>
-            <w:r>
-              <w:t xml:space="preserve">PALACIOS,</w:t>
-            </w:r>
-            <w:r>
-              <w:t xml:space="preserve"> </w:t>
-            </w:r>
-            <w:r>
-              <w:t xml:space="preserve">GOVERNOR</w:t>
-            </w:r>
-            <w:r>
-              <w:t xml:space="preserve"> </w:t>
-            </w:r>
-            <w:r>
-              <w:t xml:space="preserve">OF</w:t>
-            </w:r>
-            <w:r>
-              <w:t xml:space="preserve"> </w:t>
-            </w:r>
-            <w:r>
-              <w:t xml:space="preserve">CNMI,</w:t>
-            </w:r>
-            <w:r>
-              <w:t xml:space="preserve"> </w:t>
-            </w:r>
-            <w:r>
-              <w:t xml:space="preserve">in</w:t>
-            </w:r>
-            <w:r>
-              <w:t xml:space="preserve"> </w:t>
-            </w:r>
-            <w:r>
-              <w:t xml:space="preserve">his</w:t>
-            </w:r>
-            <w:r>
-              <w:t xml:space="preserve"> </w:t>
-            </w:r>
-            <w:r>
-              <w:t xml:space="preserve">official</w:t>
-            </w:r>
-            <w:r>
-              <w:t xml:space="preserve"> </w:t>
-            </w:r>
-            <w:r>
-              <w:t xml:space="preserve">and</w:t>
-            </w:r>
-            <w:r>
-              <w:t xml:space="preserve"> </w:t>
-            </w:r>
-            <w:r>
-              <w:t xml:space="preserve">personal</w:t>
-            </w:r>
-            <w:r>
-              <w:t xml:space="preserve"> </w:t>
-            </w:r>
-            <w:r>
-              <w:t xml:space="preserve">capacities,</w:t>
-            </w:r>
-            <w:r>
-              <w:t xml:space="preserve"> </w:t>
-            </w:r>
-            <w:r>
-              <w:t xml:space="preserve">et.</w:t>
-            </w:r>
-            <w:r>
-              <w:t xml:space="preserve"> </w:t>
-            </w:r>
-            <w:r>
-              <w:t xml:space="preserve">al.,</w:t>
-            </w:r>
-          </w:p>
-          <w:p>
-            <w:pPr>
-              <w:spacing w:before="0" w:after="0" w:line="240" w:lineRule="exact"/>
-              <w:ind w:left="0" w:firstLine="0"/>
-              <w:jc w:val="left"/>
-            </w:pPr>
-            <w:r>
-              <w:t xml:space="preserve">Defendants.</w:t>
-            </w:r>
-          </w:p>
-        </w:tc>
-        <w:tc>
-          <w:tcPr>
-            <w:tcW w:w="360" w:type="dxa"/>
-          </w:tcPr>
-          <w:p>
-            <w:pPr>
-              <w:spacing w:before="0" w:after="0" w:line="240" w:lineRule="exact"/>
-              <w:ind w:left="0" w:firstLine="0"/>
-              <w:jc w:val="left"/>
-            </w:pPr>
-          </w:p>
-        </w:tc>
-        <w:tc>
-          <w:tcPr>
-            <w:tcW w:w="4824" w:type="dxa"/>
-            <w:tcMar>
-              <w:top w:w="192" w:type="dxa"/>
-              <w:left w:w="144" w:type="dxa"/>
-              <w:bottom w:w="48" w:type="dxa"/>
-            </w:tcMar>
-          </w:tcPr>
-          <w:p>
-            <w:pPr>
-              <w:spacing w:before="0" w:after="0" w:line="240" w:lineRule="exact"/>
-              <w:ind w:left="0" w:firstLine="0"/>
-              <w:jc w:val="left"/>
-            </w:pPr>
-            <w:r>
-              <w:t xml:space="preserve">CIVIL CASE NO. </w:t>
+              <w:t xml:space="preserve">CIVIL</w:t>
+            </w:r>
+            <w:r>
+              <w:t xml:space="preserve"> </w:t>
+            </w:r>
+            <w:r>
+              <w:t xml:space="preserve">CASE</w:t>
+            </w:r>
+            <w:r>
+              <w:t xml:space="preserve"> </w:t>
+            </w:r>
+            <w:r>
+              <w:t xml:space="preserve">NO.</w:t>
+            </w:r>
+            <w:r>
+              <w:t xml:space="preserve"> </w:t>
             </w:r>
             <w:r>
               <w:t xml:space="preserve">1:24-cv-⁠00001</w:t>
@@ -666,7 +822,7 @@
           <w:p>
             <w:pPr>
               <w:spacing w:before="240" w:after="0" w:line="240" w:lineRule="exact"/>
-              <w:ind w:left="0" w:firstLine="0"/>
+              <w:ind w:left="144" w:firstLine="0"/>
               <w:jc w:val="left"/>
             </w:pPr>
             <w:r>
@@ -674,7 +830,7 @@
                 <w:b/>
                 <w:bCs/>
               </w:rPr>
-              <w:t xml:space="preserve">Memorandum</w:t>
+              <w:t xml:space="preserve">MEMORANDUM</w:t>
             </w:r>
             <w:r>
               <w:rPr>
@@ -688,7 +844,7 @@
                 <w:b/>
                 <w:bCs/>
               </w:rPr>
-              <w:t xml:space="preserve">in</w:t>
+              <w:t xml:space="preserve">IN</w:t>
             </w:r>
             <w:r>
               <w:rPr>
@@ -702,7 +858,7 @@
                 <w:b/>
                 <w:bCs/>
               </w:rPr>
-              <w:t xml:space="preserve">Support</w:t>
+              <w:t xml:space="preserve">SUPPORT</w:t>
             </w:r>
             <w:r>
               <w:rPr>
@@ -716,7 +872,7 @@
                 <w:b/>
                 <w:bCs/>
               </w:rPr>
-              <w:t xml:space="preserve">of</w:t>
+              <w:t xml:space="preserve">OF</w:t>
             </w:r>
             <w:r>
               <w:rPr>
@@ -730,7 +886,7 @@
                 <w:b/>
                 <w:bCs/>
               </w:rPr>
-              <w:t xml:space="preserve">Its</w:t>
+              <w:t xml:space="preserve">ITS</w:t>
             </w:r>
             <w:r>
               <w:rPr>
@@ -744,7 +900,7 @@
                 <w:b/>
                 <w:bCs/>
               </w:rPr>
-              <w:t xml:space="preserve">Motion</w:t>
+              <w:t xml:space="preserve">MOTION</w:t>
             </w:r>
             <w:r>
               <w:rPr>
@@ -758,7 +914,7 @@
                 <w:b/>
                 <w:bCs/>
               </w:rPr>
-              <w:t xml:space="preserve">to</w:t>
+              <w:t xml:space="preserve">TO</w:t>
             </w:r>
             <w:r>
               <w:rPr>
@@ -772,7 +928,7 @@
                 <w:b/>
                 <w:bCs/>
               </w:rPr>
-              <w:t xml:space="preserve">Dismiss</w:t>
+              <w:t xml:space="preserve">DISMISS</w:t>
             </w:r>
             <w:r>
               <w:rPr>
@@ -786,7 +942,7 @@
                 <w:b/>
                 <w:bCs/>
               </w:rPr>
-              <w:t xml:space="preserve">Plaintiff’s</w:t>
+              <w:t xml:space="preserve">PLAINTIFF’S</w:t>
             </w:r>
             <w:r>
               <w:rPr>
@@ -800,7 +956,7 @@
                 <w:b/>
                 <w:bCs/>
               </w:rPr>
-              <w:t xml:space="preserve">Second</w:t>
+              <w:t xml:space="preserve">SECOND</w:t>
             </w:r>
             <w:r>
               <w:rPr>
@@ -814,7 +970,7 @@
                 <w:b/>
                 <w:bCs/>
               </w:rPr>
-              <w:t xml:space="preserve">Amended</w:t>
+              <w:t xml:space="preserve">AMENDED</w:t>
             </w:r>
             <w:r>
               <w:rPr>
@@ -828,7 +984,7 @@
                 <w:b/>
                 <w:bCs/>
               </w:rPr>
-              <w:t xml:space="preserve">Complaint</w:t>
+              <w:t xml:space="preserve">COMPLAINT</w:t>
             </w:r>
             <w:r>
               <w:rPr>
@@ -842,7 +998,7 @@
                 <w:b/>
                 <w:bCs/>
               </w:rPr>
-              <w:t xml:space="preserve">Pursuant</w:t>
+              <w:t xml:space="preserve">PURSUANT</w:t>
             </w:r>
             <w:r>
               <w:rPr>
@@ -856,7 +1012,7 @@
                 <w:b/>
                 <w:bCs/>
               </w:rPr>
-              <w:t xml:space="preserve">to</w:t>
+              <w:t xml:space="preserve">TO</w:t>
             </w:r>
             <w:r>
               <w:rPr>
@@ -870,7 +1026,7 @@
                 <w:b/>
                 <w:bCs/>
               </w:rPr>
-              <w:t xml:space="preserve">Federal</w:t>
+              <w:t xml:space="preserve">FEDERAL</w:t>
             </w:r>
             <w:r>
               <w:rPr>
@@ -884,7 +1040,7 @@
                 <w:b/>
                 <w:bCs/>
               </w:rPr>
-              <w:t xml:space="preserve">Rule</w:t>
+              <w:t xml:space="preserve">RULE</w:t>
             </w:r>
             <w:r>
               <w:rPr>
@@ -898,7 +1054,7 @@
                 <w:b/>
                 <w:bCs/>
               </w:rPr>
-              <w:t xml:space="preserve">of</w:t>
+              <w:t xml:space="preserve">OF</w:t>
             </w:r>
             <w:r>
               <w:rPr>
@@ -912,7 +1068,7 @@
                 <w:b/>
                 <w:bCs/>
               </w:rPr>
-              <w:t xml:space="preserve">Civil</w:t>
+              <w:t xml:space="preserve">CIVIL</w:t>
             </w:r>
             <w:r>
               <w:rPr>
@@ -926,7 +1082,7 @@
                 <w:b/>
                 <w:bCs/>
               </w:rPr>
-              <w:t xml:space="preserve">Procedure</w:t>
+              <w:t xml:space="preserve">PROCEDURE</w:t>
             </w:r>
             <w:r>
               <w:rPr>
@@ -974,11 +1130,20 @@
           <w:p>
             <w:pPr>
               <w:spacing w:before="240" w:after="0" w:line="240" w:lineRule="exact"/>
-              <w:ind w:left="0" w:firstLine="0"/>
+              <w:ind w:left="144" w:firstLine="0"/>
               <w:jc w:val="left"/>
             </w:pPr>
             <w:r>
-              <w:t xml:space="preserve">Hearing Date: </w:t>
+              <w:t xml:space="preserve">Hearing</w:t>
+            </w:r>
+            <w:r>
+              <w:t xml:space="preserve"> </w:t>
+            </w:r>
+            <w:r>
+              <w:t xml:space="preserve">Date:</w:t>
+            </w:r>
+            <w:r>
+              <w:t xml:space="preserve"> </w:t>
             </w:r>
             <w:r>
               <w:t xml:space="preserve">________________</w:t>
@@ -987,11 +1152,20 @@
           <w:p>
             <w:pPr>
               <w:spacing w:before="0" w:after="0" w:line="240" w:lineRule="exact"/>
-              <w:ind w:left="0" w:firstLine="0"/>
+              <w:ind w:left="144" w:firstLine="0"/>
               <w:jc w:val="left"/>
             </w:pPr>
             <w:r>
-              <w:t xml:space="preserve">Hearing Time: </w:t>
+              <w:t xml:space="preserve">Hearing</w:t>
+            </w:r>
+            <w:r>
+              <w:t xml:space="preserve"> </w:t>
+            </w:r>
+            <w:r>
+              <w:t xml:space="preserve">Time:</w:t>
+            </w:r>
+            <w:r>
+              <w:t xml:space="preserve"> </w:t>
             </w:r>
             <w:r>
               <w:t xml:space="preserve">________________</w:t>
@@ -1000,11 +1174,14 @@
           <w:p>
             <w:pPr>
               <w:spacing w:before="0" w:after="0" w:line="240" w:lineRule="exact"/>
-              <w:ind w:left="0" w:firstLine="0"/>
+              <w:ind w:left="144" w:firstLine="0"/>
               <w:jc w:val="left"/>
             </w:pPr>
             <w:r>
-              <w:t xml:space="preserve">Judge: </w:t>
+              <w:t xml:space="preserve">Judge:</w:t>
+            </w:r>
+            <w:r>
+              <w:t xml:space="preserve"> </w:t>
             </w:r>
             <w:r>
               <w:t xml:space="preserve">Hon.</w:t>
@@ -1033,17 +1210,228 @@
     </w:tbl>
     <w:p>
       <w:pPr>
-        <w:pStyle w:val="BodyText"/>
-      </w:pPr>
-      <w:r>
-        <w:t xml:space="preserve">Defendant Commonwealth of the Northern Mariana Islands, respectfully submits this memorandum in support of Defendant’s motion to dismiss Plaintiff’s Second Amended Complaint (“SAC”) pursuant to Federal Rules of Civil Procedure 8(a), 17(b), 12(b)⁠(1) and 12(b)⁠(6).</w:t>
-      </w:r>
+        <w:spacing w:before="480" w:after="0" w:line="480" w:lineRule="exact"/>
+        <w:ind w:left="0" w:firstLine="720"/>
+        <w:jc w:val="left"/>
+      </w:pPr>
+      <w:r>
+        <w:t xml:space="preserve">Defendant</w:t>
+      </w:r>
+      <w:r>
+        <w:t xml:space="preserve"> </w:t>
+      </w:r>
+      <w:r>
+        <w:t xml:space="preserve">Commonwealth</w:t>
+      </w:r>
+      <w:r>
+        <w:t xml:space="preserve"> </w:t>
+      </w:r>
+      <w:r>
+        <w:t xml:space="preserve">of</w:t>
+      </w:r>
+      <w:r>
+        <w:t xml:space="preserve"> </w:t>
+      </w:r>
+      <w:r>
+        <w:t xml:space="preserve">the</w:t>
+      </w:r>
+      <w:r>
+        <w:t xml:space="preserve"> </w:t>
+      </w:r>
+      <w:r>
+        <w:t xml:space="preserve">Northern</w:t>
+      </w:r>
+      <w:r>
+        <w:t xml:space="preserve"> </w:t>
+      </w:r>
+      <w:r>
+        <w:t xml:space="preserve">Mariana</w:t>
+      </w:r>
+      <w:r>
+        <w:t xml:space="preserve"> </w:t>
+      </w:r>
+      <w:r>
+        <w:t xml:space="preserve">Islands,</w:t>
+      </w:r>
+      <w:r>
+        <w:t xml:space="preserve"> </w:t>
+      </w:r>
+      <w:r>
+        <w:t xml:space="preserve">respectfully</w:t>
+      </w:r>
+      <w:r>
+        <w:t xml:space="preserve"> </w:t>
+      </w:r>
+      <w:r>
+        <w:t xml:space="preserve">submits</w:t>
+      </w:r>
+      <w:r>
+        <w:t xml:space="preserve"> </w:t>
+      </w:r>
+      <w:r>
+        <w:t xml:space="preserve">this</w:t>
+      </w:r>
+      <w:r>
+        <w:t xml:space="preserve"> </w:t>
+      </w:r>
+      <w:r>
+        <w:t xml:space="preserve">memorandum</w:t>
+      </w:r>
+      <w:r>
+        <w:t xml:space="preserve"> </w:t>
+      </w:r>
+      <w:r>
+        <w:t xml:space="preserve">in</w:t>
+      </w:r>
+      <w:r>
+        <w:t xml:space="preserve"> </w:t>
+      </w:r>
+      <w:r>
+        <w:t xml:space="preserve">support</w:t>
+      </w:r>
+      <w:r>
+        <w:t xml:space="preserve"> </w:t>
+      </w:r>
+      <w:r>
+        <w:t xml:space="preserve">of</w:t>
+      </w:r>
+      <w:r>
+        <w:t xml:space="preserve"> </w:t>
+      </w:r>
+      <w:r>
+        <w:t xml:space="preserve">Defendant’s</w:t>
+      </w:r>
+      <w:r>
+        <w:t xml:space="preserve"> </w:t>
+      </w:r>
+      <w:r>
+        <w:t xml:space="preserve">motion</w:t>
+      </w:r>
+      <w:r>
+        <w:t xml:space="preserve"> </w:t>
+      </w:r>
+      <w:r>
+        <w:t xml:space="preserve">to</w:t>
+      </w:r>
+      <w:r>
+        <w:t xml:space="preserve"> </w:t>
+      </w:r>
+      <w:r>
+        <w:t xml:space="preserve">dismiss</w:t>
+      </w:r>
+      <w:r>
+        <w:t xml:space="preserve"> </w:t>
+      </w:r>
+      <w:r>
+        <w:t xml:space="preserve">Plaintiff’s</w:t>
+      </w:r>
+      <w:r>
+        <w:t xml:space="preserve"> </w:t>
+      </w:r>
+      <w:r>
+        <w:t xml:space="preserve">Second</w:t>
+      </w:r>
+      <w:r>
+        <w:t xml:space="preserve"> </w:t>
+      </w:r>
+      <w:r>
+        <w:t xml:space="preserve">Amended</w:t>
+      </w:r>
+      <w:r>
+        <w:t xml:space="preserve"> </w:t>
+      </w:r>
+      <w:r>
+        <w:t xml:space="preserve">Complaint</w:t>
+      </w:r>
+      <w:r>
+        <w:t xml:space="preserve"> </w:t>
+      </w:r>
+      <w:r>
+        <w:t xml:space="preserve">(“SAC”)</w:t>
+      </w:r>
+      <w:r>
+        <w:t xml:space="preserve"> </w:t>
+      </w:r>
+      <w:r>
+        <w:t xml:space="preserve">pursuant</w:t>
+      </w:r>
+      <w:r>
+        <w:t xml:space="preserve"> </w:t>
+      </w:r>
+      <w:r>
+        <w:t xml:space="preserve">to</w:t>
+      </w:r>
+      <w:r>
+        <w:t xml:space="preserve"> </w:t>
+      </w:r>
+      <w:r>
+        <w:t xml:space="preserve">Federal</w:t>
+      </w:r>
+      <w:r>
+        <w:t xml:space="preserve"> </w:t>
+      </w:r>
+      <w:r>
+        <w:t xml:space="preserve">Rules</w:t>
+      </w:r>
+      <w:r>
+        <w:t xml:space="preserve"> </w:t>
+      </w:r>
+      <w:r>
+        <w:t xml:space="preserve">of</w:t>
+      </w:r>
+      <w:r>
+        <w:t xml:space="preserve"> </w:t>
+      </w:r>
+      <w:r>
+        <w:t xml:space="preserve">Civil</w:t>
+      </w:r>
+      <w:r>
+        <w:t xml:space="preserve"> </w:t>
+      </w:r>
+      <w:r>
+        <w:t xml:space="preserve">Procedure</w:t>
+      </w:r>
+      <w:r>
+        <w:t xml:space="preserve"> </w:t>
+      </w:r>
+      <w:r>
+        <w:t xml:space="preserve">8(a),</w:t>
+      </w:r>
+      <w:r>
+        <w:t xml:space="preserve"> </w:t>
+      </w:r>
+      <w:r>
+        <w:t xml:space="preserve">17(b),</w:t>
+      </w:r>
+      <w:r>
+        <w:t xml:space="preserve"> </w:t>
+      </w:r>
+      <w:r>
+        <w:t xml:space="preserve">12(b)⁠(1)</w:t>
+      </w:r>
+      <w:r>
+        <w:t xml:space="preserve"> </w:t>
+      </w:r>
+      <w:r>
+        <w:t xml:space="preserve">and</w:t>
+      </w:r>
+      <w:r>
+        <w:t xml:space="preserve"> </w:t>
+      </w:r>
+      <w:r>
+        <w:t xml:space="preserve">12(b)⁠(6).</w:t>
+      </w:r>
+    </w:p>
+    <w:p>
+      <w:pPr>
+        <w:pageBreakBefore/>
+        <w:spacing w:before="0" w:after="0" w:line="1" w:lineRule="exact"/>
+      </w:pPr>
     </w:p>
     <w:p>
       <w:pPr>
         <w:keepNext/>
         <w:keepLines/>
-        <w:pageBreakBefore/>
         <w:spacing w:before="0" w:after="0" w:line="480" w:lineRule="exact"/>
         <w:ind w:left="0" w:firstLine="0"/>
         <w:jc w:val="center"/>
@@ -1053,7 +1441,35 @@
           <w:b/>
           <w:bCs/>
         </w:rPr>
-        <w:t xml:space="preserve">TABLE OF CONTENTS</w:t>
+        <w:t xml:space="preserve">TABLE</w:t>
+      </w:r>
+      <w:r>
+        <w:rPr>
+          <w:b/>
+          <w:bCs/>
+        </w:rPr>
+        <w:t xml:space="preserve"> </w:t>
+      </w:r>
+      <w:r>
+        <w:rPr>
+          <w:b/>
+          <w:bCs/>
+        </w:rPr>
+        <w:t xml:space="preserve">OF</w:t>
+      </w:r>
+      <w:r>
+        <w:rPr>
+          <w:b/>
+          <w:bCs/>
+        </w:rPr>
+        <w:t xml:space="preserve"> </w:t>
+      </w:r>
+      <w:r>
+        <w:rPr>
+          <w:b/>
+          <w:bCs/>
+        </w:rPr>
+        <w:t xml:space="preserve">CONTENTS</w:t>
       </w:r>
     </w:p>
     <w:p>
@@ -1080,7 +1496,6 @@
         </w:tabs>
         <w:spacing w:before="0" w:after="0" w:line="480" w:lineRule="exact"/>
         <w:ind w:left="720" w:right="720" w:hanging="720"/>
-        <w:jc w:val="left"/>
       </w:pPr>
       <w:r>
         <w:t xml:space="preserve">I.</w:t>
@@ -1109,7 +1524,6 @@
         </w:tabs>
         <w:spacing w:before="0" w:after="0" w:line="480" w:lineRule="exact"/>
         <w:ind w:left="1440" w:right="720" w:hanging="720"/>
-        <w:jc w:val="left"/>
       </w:pPr>
       <w:r>
         <w:t xml:space="preserve">1.</w:t>
@@ -1156,7 +1570,6 @@
         </w:tabs>
         <w:spacing w:before="0" w:after="0" w:line="480" w:lineRule="exact"/>
         <w:ind w:left="1440" w:right="720" w:hanging="720"/>
-        <w:jc w:val="left"/>
       </w:pPr>
       <w:r>
         <w:t xml:space="preserve">2.</w:t>
@@ -1203,7 +1616,6 @@
         </w:tabs>
         <w:spacing w:before="0" w:after="0" w:line="480" w:lineRule="exact"/>
         <w:ind w:left="1440" w:right="720" w:hanging="720"/>
-        <w:jc w:val="left"/>
       </w:pPr>
       <w:r>
         <w:t xml:space="preserve">3.</w:t>
@@ -1250,7 +1662,6 @@
         </w:tabs>
         <w:spacing w:before="0" w:after="0" w:line="480" w:lineRule="exact"/>
         <w:ind w:left="1440" w:right="720" w:hanging="720"/>
-        <w:jc w:val="left"/>
       </w:pPr>
       <w:r>
         <w:t xml:space="preserve">4.</w:t>
@@ -1297,7 +1708,6 @@
         </w:tabs>
         <w:spacing w:before="0" w:after="0" w:line="480" w:lineRule="exact"/>
         <w:ind w:left="1440" w:right="720" w:hanging="720"/>
-        <w:jc w:val="left"/>
       </w:pPr>
       <w:r>
         <w:t xml:space="preserve">5.</w:t>
@@ -1332,7 +1742,6 @@
         </w:tabs>
         <w:spacing w:before="0" w:after="0" w:line="480" w:lineRule="exact"/>
         <w:ind w:left="720" w:right="720" w:hanging="720"/>
-        <w:jc w:val="left"/>
       </w:pPr>
       <w:r>
         <w:t xml:space="preserve">II.</w:t>
@@ -1361,7 +1770,6 @@
         </w:tabs>
         <w:spacing w:before="0" w:after="0" w:line="480" w:lineRule="exact"/>
         <w:ind w:left="720" w:right="720" w:hanging="720"/>
-        <w:jc w:val="left"/>
       </w:pPr>
       <w:r>
         <w:t xml:space="preserve">III.</w:t>
@@ -1396,7 +1804,6 @@
         </w:tabs>
         <w:spacing w:before="0" w:after="0" w:line="480" w:lineRule="exact"/>
         <w:ind w:left="1440" w:right="720" w:hanging="720"/>
-        <w:jc w:val="left"/>
       </w:pPr>
       <w:r>
         <w:t xml:space="preserve">1.</w:t>
@@ -1431,7 +1838,6 @@
         </w:tabs>
         <w:spacing w:before="0" w:after="0" w:line="480" w:lineRule="exact"/>
         <w:ind w:left="1440" w:right="720" w:hanging="720"/>
-        <w:jc w:val="left"/>
       </w:pPr>
       <w:r>
         <w:t xml:space="preserve">2.</w:t>
@@ -1466,7 +1872,6 @@
         </w:tabs>
         <w:spacing w:before="0" w:after="0" w:line="480" w:lineRule="exact"/>
         <w:ind w:left="1440" w:right="720" w:hanging="720"/>
-        <w:jc w:val="left"/>
       </w:pPr>
       <w:r>
         <w:t xml:space="preserve">3.</w:t>
@@ -1513,7 +1918,6 @@
         </w:tabs>
         <w:spacing w:before="0" w:after="0" w:line="480" w:lineRule="exact"/>
         <w:ind w:left="1440" w:right="720" w:hanging="720"/>
-        <w:jc w:val="left"/>
       </w:pPr>
       <w:r>
         <w:t xml:space="preserve">4.</w:t>
@@ -1590,7 +1994,6 @@
         </w:tabs>
         <w:spacing w:before="0" w:after="0" w:line="480" w:lineRule="exact"/>
         <w:ind w:left="720" w:right="720" w:hanging="720"/>
-        <w:jc w:val="left"/>
       </w:pPr>
       <w:r>
         <w:t xml:space="preserve">IV.</w:t>
@@ -1619,7 +2022,6 @@
         </w:tabs>
         <w:spacing w:before="0" w:after="0" w:line="480" w:lineRule="exact"/>
         <w:ind w:left="1440" w:right="720" w:hanging="720"/>
-        <w:jc w:val="left"/>
       </w:pPr>
       <w:r>
         <w:t xml:space="preserve">1.</w:t>
@@ -1732,7 +2134,6 @@
         </w:tabs>
         <w:spacing w:before="0" w:after="0" w:line="480" w:lineRule="exact"/>
         <w:ind w:left="720" w:right="720" w:hanging="720"/>
-        <w:jc w:val="left"/>
       </w:pPr>
       <w:r>
         <w:t xml:space="preserve">V.</w:t>
@@ -1755,20 +2156,9 @@
     </w:p>
     <w:p>
       <w:pPr>
-        <w:keepNext/>
-        <w:keepLines/>
         <w:pageBreakBefore/>
-        <w:spacing w:before="0" w:after="0" w:line="480" w:lineRule="exact"/>
-        <w:ind w:left="0" w:firstLine="0"/>
-        <w:jc w:val="center"/>
-      </w:pPr>
-      <w:r>
-        <w:rPr>
-          <w:b/>
-          <w:bCs/>
-        </w:rPr>
-        <w:t xml:space="preserve">TABLE OF AUTHORITIES</w:t>
-      </w:r>
+        <w:spacing w:before="0" w:after="0" w:line="1" w:lineRule="exact"/>
+      </w:pPr>
     </w:p>
     <w:p>
       <w:pPr>
@@ -1776,20 +2166,51 @@
         <w:keepLines/>
         <w:spacing w:before="0" w:after="0" w:line="480" w:lineRule="exact"/>
         <w:ind w:left="0" w:firstLine="0"/>
-        <w:jc w:val="right"/>
-      </w:pPr>
-      <w:r>
-        <w:rPr>
-          <w:b/>
-          <w:bCs/>
-        </w:rPr>
-        <w:t xml:space="preserve">Page(s)</w:t>
+        <w:jc w:val="center"/>
+      </w:pPr>
+      <w:r>
+        <w:rPr>
+          <w:b/>
+          <w:bCs/>
+        </w:rPr>
+        <w:t xml:space="preserve">TABLE</w:t>
+      </w:r>
+      <w:r>
+        <w:rPr>
+          <w:b/>
+          <w:bCs/>
+        </w:rPr>
+        <w:t xml:space="preserve"> </w:t>
+      </w:r>
+      <w:r>
+        <w:rPr>
+          <w:b/>
+          <w:bCs/>
+        </w:rPr>
+        <w:t xml:space="preserve">OF</w:t>
+      </w:r>
+      <w:r>
+        <w:rPr>
+          <w:b/>
+          <w:bCs/>
+        </w:rPr>
+        <w:t xml:space="preserve"> </w:t>
+      </w:r>
+      <w:r>
+        <w:rPr>
+          <w:b/>
+          <w:bCs/>
+        </w:rPr>
+        <w:t xml:space="preserve">AUTHORITIES</w:t>
       </w:r>
     </w:p>
     <w:p>
       <w:pPr>
         <w:keepNext/>
         <w:keepLines/>
+        <w:tabs>
+          <w:tab w:val="right" w:pos="10080"/>
+        </w:tabs>
         <w:spacing w:before="0" w:after="0" w:line="480" w:lineRule="exact"/>
         <w:ind w:left="0" w:firstLine="0"/>
         <w:jc w:val="left"/>
@@ -1800,6 +2221,20 @@
           <w:bCs/>
         </w:rPr>
         <w:t xml:space="preserve">Cases</w:t>
+      </w:r>
+      <w:r>
+        <w:rPr>
+          <w:b/>
+          <w:bCs/>
+        </w:rPr>
+        <w:tab/>
+      </w:r>
+      <w:r>
+        <w:rPr>
+          <w:b/>
+          <w:bCs/>
+        </w:rPr>
+        <w:t xml:space="preserve">Page(s)</w:t>
       </w:r>
     </w:p>
     <w:p>
@@ -1810,7 +2245,6 @@
         </w:tabs>
         <w:spacing w:before="0" w:after="0" w:line="480" w:lineRule="exact"/>
         <w:ind w:left="504" w:right="720" w:hanging="504"/>
-        <w:jc w:val="left"/>
       </w:pPr>
       <w:r>
         <w:rPr>
@@ -1848,7 +2282,10 @@
         <w:t xml:space="preserve">Iqbal</w:t>
       </w:r>
       <w:r>
-        <w:t xml:space="preserve">, </w:t>
+        <w:t xml:space="preserve">,</w:t>
+      </w:r>
+      <w:r>
+        <w:t xml:space="preserve"> </w:t>
       </w:r>
       <w:r>
         <w:t xml:space="preserve">556</w:t>
@@ -1889,7 +2326,6 @@
         </w:tabs>
         <w:spacing w:before="0" w:after="0" w:line="480" w:lineRule="exact"/>
         <w:ind w:left="504" w:right="720" w:hanging="504"/>
-        <w:jc w:val="left"/>
       </w:pPr>
       <w:r>
         <w:rPr>
@@ -1955,7 +2391,10 @@
         <w:t xml:space="preserve">Twombly</w:t>
       </w:r>
       <w:r>
-        <w:t xml:space="preserve">, </w:t>
+        <w:t xml:space="preserve">,</w:t>
+      </w:r>
+      <w:r>
+        <w:t xml:space="preserve"> </w:t>
       </w:r>
       <w:r>
         <w:t xml:space="preserve">550</w:t>
@@ -1996,7 +2435,6 @@
         </w:tabs>
         <w:spacing w:before="0" w:after="0" w:line="480" w:lineRule="exact"/>
         <w:ind w:left="504" w:right="720" w:hanging="504"/>
-        <w:jc w:val="left"/>
       </w:pPr>
       <w:r>
         <w:rPr>
@@ -2090,7 +2528,10 @@
         <w:t xml:space="preserve">Int’l</w:t>
       </w:r>
       <w:r>
-        <w:t xml:space="preserve">, </w:t>
+        <w:t xml:space="preserve">,</w:t>
+      </w:r>
+      <w:r>
+        <w:t xml:space="preserve"> </w:t>
       </w:r>
       <w:r>
         <w:t xml:space="preserve">2023</w:t>
@@ -2125,7 +2566,6 @@
         </w:tabs>
         <w:spacing w:before="0" w:after="0" w:line="480" w:lineRule="exact"/>
         <w:ind w:left="504" w:right="720" w:hanging="504"/>
-        <w:jc w:val="left"/>
       </w:pPr>
       <w:r>
         <w:rPr>
@@ -2219,7 +2659,10 @@
         <w:t xml:space="preserve">Co.</w:t>
       </w:r>
       <w:r>
-        <w:t xml:space="preserve">, </w:t>
+        <w:t xml:space="preserve">,</w:t>
+      </w:r>
+      <w:r>
+        <w:t xml:space="preserve"> </w:t>
       </w:r>
       <w:r>
         <w:t xml:space="preserve">817</w:t>
@@ -2272,7 +2715,6 @@
         </w:tabs>
         <w:spacing w:before="0" w:after="0" w:line="480" w:lineRule="exact"/>
         <w:ind w:left="504" w:right="720" w:hanging="504"/>
-        <w:jc w:val="left"/>
       </w:pPr>
       <w:r>
         <w:rPr>
@@ -2310,7 +2752,10 @@
         <w:t xml:space="preserve">Garcia</w:t>
       </w:r>
       <w:r>
-        <w:t xml:space="preserve">, </w:t>
+        <w:t xml:space="preserve">,</w:t>
+      </w:r>
+      <w:r>
+        <w:t xml:space="preserve"> </w:t>
       </w:r>
       <w:r>
         <w:t xml:space="preserve">791</w:t>
@@ -2363,7 +2808,6 @@
         </w:tabs>
         <w:spacing w:before="0" w:after="0" w:line="480" w:lineRule="exact"/>
         <w:ind w:left="504" w:right="720" w:hanging="504"/>
-        <w:jc w:val="left"/>
       </w:pPr>
       <w:r>
         <w:rPr>
@@ -2443,7 +2887,10 @@
         <w:t xml:space="preserve">Bernadino</w:t>
       </w:r>
       <w:r>
-        <w:t xml:space="preserve">, </w:t>
+        <w:t xml:space="preserve">,</w:t>
+      </w:r>
+      <w:r>
+        <w:t xml:space="preserve"> </w:t>
       </w:r>
       <w:r>
         <w:t xml:space="preserve">806</w:t>
@@ -2496,7 +2943,6 @@
         </w:tabs>
         <w:spacing w:before="0" w:after="0" w:line="480" w:lineRule="exact"/>
         <w:ind w:left="504" w:right="720" w:hanging="504"/>
-        <w:jc w:val="left"/>
       </w:pPr>
       <w:r>
         <w:rPr>
@@ -2534,7 +2980,10 @@
         <w:t xml:space="preserve">Kuhlmann</w:t>
       </w:r>
       <w:r>
-        <w:t xml:space="preserve">, </w:t>
+        <w:t xml:space="preserve">,</w:t>
+      </w:r>
+      <w:r>
+        <w:t xml:space="preserve"> </w:t>
       </w:r>
       <w:r>
         <w:t xml:space="preserve">746</w:t>
@@ -2603,7 +3052,6 @@
         </w:tabs>
         <w:spacing w:before="0" w:after="0" w:line="480" w:lineRule="exact"/>
         <w:ind w:left="504" w:right="720" w:hanging="504"/>
-        <w:jc w:val="left"/>
       </w:pPr>
       <w:r>
         <w:t xml:space="preserve">Fed.</w:t>
@@ -2650,7 +3098,6 @@
         </w:tabs>
         <w:spacing w:before="0" w:after="0" w:line="480" w:lineRule="exact"/>
         <w:ind w:left="504" w:right="720" w:hanging="504"/>
-        <w:jc w:val="left"/>
       </w:pPr>
       <w:r>
         <w:t xml:space="preserve">Fed.</w:t>
@@ -2697,7 +3144,6 @@
         </w:tabs>
         <w:spacing w:before="0" w:after="0" w:line="480" w:lineRule="exact"/>
         <w:ind w:left="504" w:right="720" w:hanging="504"/>
-        <w:jc w:val="left"/>
       </w:pPr>
       <w:r>
         <w:t xml:space="preserve">Fed.</w:t>
@@ -2744,7 +3190,6 @@
         </w:tabs>
         <w:spacing w:before="0" w:after="0" w:line="480" w:lineRule="exact"/>
         <w:ind w:left="504" w:right="720" w:hanging="504"/>
-        <w:jc w:val="left"/>
       </w:pPr>
       <w:r>
         <w:t xml:space="preserve">Fed.</w:t>
@@ -2796,7 +3241,21 @@
           <w:b/>
           <w:bCs/>
         </w:rPr>
-        <w:t xml:space="preserve">Other Authorities</w:t>
+        <w:t xml:space="preserve">Other</w:t>
+      </w:r>
+      <w:r>
+        <w:rPr>
+          <w:b/>
+          <w:bCs/>
+        </w:rPr>
+        <w:t xml:space="preserve"> </w:t>
+      </w:r>
+      <w:r>
+        <w:rPr>
+          <w:b/>
+          <w:bCs/>
+        </w:rPr>
+        <w:t xml:space="preserve">Authorities</w:t>
       </w:r>
     </w:p>
     <w:p>
@@ -2807,7 +3266,6 @@
         </w:tabs>
         <w:spacing w:before="0" w:after="0" w:line="480" w:lineRule="exact"/>
         <w:ind w:left="504" w:right="720" w:hanging="504"/>
-        <w:jc w:val="left"/>
       </w:pPr>
       <w:r>
         <w:t xml:space="preserve">BVI</w:t>
@@ -2828,10 +3286,10 @@
         <w:t xml:space="preserve"> </w:t>
       </w:r>
       <w:r>
-        <w:t xml:space="preserve">Act</w:t>
-      </w:r>
-      <w:r>
-        <w:t xml:space="preserve">, </w:t>
+        <w:t xml:space="preserve">Act,</w:t>
+      </w:r>
+      <w:r>
+        <w:t xml:space="preserve"> </w:t>
       </w:r>
       <w:r>
         <w:t xml:space="preserve">§§</w:t>
@@ -2866,7 +3324,6 @@
         </w:tabs>
         <w:spacing w:before="0" w:after="0" w:line="480" w:lineRule="exact"/>
         <w:ind w:left="504" w:right="720" w:hanging="504"/>
-        <w:jc w:val="left"/>
       </w:pPr>
       <w:r>
         <w:t xml:space="preserve">D.N.M.I.</w:t>
@@ -2881,10 +3338,10 @@
         <w:t xml:space="preserve"> </w:t>
       </w:r>
       <w:r>
-        <w:t xml:space="preserve">Rule</w:t>
-      </w:r>
-      <w:r>
-        <w:t xml:space="preserve">, </w:t>
+        <w:t xml:space="preserve">Rule,</w:t>
+      </w:r>
+      <w:r>
+        <w:t xml:space="preserve"> </w:t>
       </w:r>
       <w:r>
         <w:t xml:space="preserve">LR</w:t>
@@ -2904,12 +3361,17 @@
       <w:r>
         <w:t xml:space="preserve">9</w:t>
       </w:r>
+    </w:p>
+    <w:p>
+      <w:pPr>
+        <w:pageBreakBefore/>
+        <w:spacing w:before="0" w:after="0" w:line="1" w:lineRule="exact"/>
+      </w:pPr>
     </w:p>
     <w:p>
       <w:pPr>
         <w:keepNext/>
         <w:keepLines/>
-        <w:pageBreakBefore/>
         <w:spacing w:before="0" w:after="0" w:line="480" w:lineRule="exact"/>
         <w:ind w:left="720" w:hanging="720"/>
         <w:jc w:val="left"/>
@@ -3018,10 +3480,10 @@
     </w:p>
     <w:p>
       <w:pPr>
-        <w:pStyle w:val="Item"/>
-      </w:pPr>
-      <w:r>
-        <w:t xml:space="preserve">(a)</w:t>
+        <w:pStyle w:val="XdList1"/>
+      </w:pPr>
+      <w:r>
+        <w:t xml:space="preserve">1.</w:t>
       </w:r>
       <w:r>
         <w:tab/>
@@ -3032,10 +3494,10 @@
     </w:p>
     <w:p>
       <w:pPr>
-        <w:pStyle w:val="Item"/>
-      </w:pPr>
-      <w:r>
-        <w:t xml:space="preserve">(b)</w:t>
+        <w:pStyle w:val="XdList1"/>
+      </w:pPr>
+      <w:r>
+        <w:t xml:space="preserve">2.</w:t>
       </w:r>
       <w:r>
         <w:tab/>
@@ -3046,10 +3508,10 @@
     </w:p>
     <w:p>
       <w:pPr>
-        <w:pStyle w:val="Item"/>
-      </w:pPr>
-      <w:r>
-        <w:t xml:space="preserve">(c)</w:t>
+        <w:pStyle w:val="XdList1"/>
+      </w:pPr>
+      <w:r>
+        <w:t xml:space="preserve">3.</w:t>
       </w:r>
       <w:r>
         <w:tab/>
@@ -3060,10 +3522,10 @@
     </w:p>
     <w:p>
       <w:pPr>
-        <w:pStyle w:val="Item"/>
-      </w:pPr>
-      <w:r>
-        <w:t xml:space="preserve">(d)</w:t>
+        <w:pStyle w:val="XdList1"/>
+      </w:pPr>
+      <w:r>
+        <w:t xml:space="preserve">4.</w:t>
       </w:r>
       <w:r>
         <w:tab/>
@@ -3074,10 +3536,10 @@
     </w:p>
     <w:p>
       <w:pPr>
-        <w:pStyle w:val="Item"/>
-      </w:pPr>
-      <w:r>
-        <w:t xml:space="preserve">(e)</w:t>
+        <w:pStyle w:val="XdList1"/>
+      </w:pPr>
+      <w:r>
+        <w:t xml:space="preserve">5.</w:t>
       </w:r>
       <w:r>
         <w:tab/>
@@ -3184,24 +3646,29 @@
       <w:r>
         <w:t xml:space="preserve"> </w:t>
       </w:r>
-      <w:hyperlink r:id="rId9">
-        <w:r>
-          <w:rPr>
-            <w:rStyle w:val="Hyperlink"/>
-            <w:i/>
-            <w:iCs/>
-          </w:rPr>
-          <w:t xml:space="preserve">Commonwealth Casino Comm’n v. Imperial Pac. Int’l</w:t>
-        </w:r>
-        <w:r>
-          <w:rPr>
-            <w:rStyle w:val="Hyperlink"/>
-          </w:rPr>
-          <w:t xml:space="preserve">, 2023 MP 8 ¶ 8</w:t>
-        </w:r>
-      </w:hyperlink>
-      <w:r>
-        <w:t xml:space="preserve">.</w:t>
+      <w:r>
+        <w:rPr>
+          <w:i/>
+          <w:iCs/>
+        </w:rPr>
+        <w:t xml:space="preserve">Commonwealth</w:t>
+      </w:r>
+      <w:r>
+        <w:rPr>
+          <w:i/>
+          <w:iCs/>
+        </w:rPr>
+        <w:t xml:space="preserve"> </w:t>
+      </w:r>
+      <w:r>
+        <w:rPr>
+          <w:i/>
+          <w:iCs/>
+        </w:rPr>
+        <w:t xml:space="preserve">Casino Comm’n v. Imperial Pac. Int’l</w:t>
+      </w:r>
+      <w:r>
+        <w:t xml:space="preserve">, 2023 MP 8 ¶ 8.</w:t>
       </w:r>
     </w:p>
     <w:p>
@@ -3421,24 +3888,29 @@
       <w:r>
         <w:t xml:space="preserve"> </w:t>
       </w:r>
-      <w:hyperlink r:id="rId9">
-        <w:r>
-          <w:rPr>
-            <w:rStyle w:val="Hyperlink"/>
-            <w:i/>
-            <w:iCs/>
-          </w:rPr>
-          <w:t xml:space="preserve">CCC v. IPI</w:t>
-        </w:r>
-        <w:r>
-          <w:rPr>
-            <w:rStyle w:val="Hyperlink"/>
-          </w:rPr>
-          <w:t xml:space="preserve">, 2023 MP 8 ¶¶ 56-⁠62</w:t>
-        </w:r>
-      </w:hyperlink>
-      <w:r>
-        <w:t xml:space="preserve">.</w:t>
+      <w:r>
+        <w:rPr>
+          <w:i/>
+          <w:iCs/>
+        </w:rPr>
+        <w:t xml:space="preserve">CCC</w:t>
+      </w:r>
+      <w:r>
+        <w:rPr>
+          <w:i/>
+          <w:iCs/>
+        </w:rPr>
+        <w:t xml:space="preserve"> </w:t>
+      </w:r>
+      <w:r>
+        <w:rPr>
+          <w:i/>
+          <w:iCs/>
+        </w:rPr>
+        <w:t xml:space="preserve">v. IPI</w:t>
+      </w:r>
+      <w:r>
+        <w:t xml:space="preserve">, 2023 MP 8 ¶¶ 56-⁠62.</w:t>
       </w:r>
     </w:p>
     <w:p>
@@ -3495,27 +3967,29 @@
       <w:r>
         <w:t xml:space="preserve"> </w:t>
       </w:r>
-      <w:hyperlink r:id="rId10">
-        <w:r>
-          <w:rPr>
-            <w:rStyle w:val="Hyperlink"/>
-            <w:i/>
-            <w:iCs/>
-          </w:rPr>
-          <w:t xml:space="preserve">Ramirez v. County of San Bernadino</w:t>
-        </w:r>
-        <w:r>
-          <w:rPr>
-            <w:rStyle w:val="Hyperlink"/>
-          </w:rPr>
-          <w:t xml:space="preserve">, 806 F.3d 1002, 1008 (9th Cir. 2015)</w:t>
-        </w:r>
-      </w:hyperlink>
-      <w:r>
-        <w:t xml:space="preserve"> </w:t>
-      </w:r>
-      <w:r>
-        <w:t xml:space="preserve">(“Because Defendants’ motion to dismiss targeted Plaintiff’s First Amended Complaint, which was no longer in effect, we conclude the motion to dismiss should have been deemed moot…” Thus, Defendant, the Commonwealth now files this Motion to Dismiss that is directed towards the Second Amended Complaint.</w:t>
+      <w:r>
+        <w:rPr>
+          <w:i/>
+          <w:iCs/>
+        </w:rPr>
+        <w:t xml:space="preserve">Ramirez</w:t>
+      </w:r>
+      <w:r>
+        <w:rPr>
+          <w:i/>
+          <w:iCs/>
+        </w:rPr>
+        <w:t xml:space="preserve"> </w:t>
+      </w:r>
+      <w:r>
+        <w:rPr>
+          <w:i/>
+          <w:iCs/>
+        </w:rPr>
+        <w:t xml:space="preserve">v. County of San Bernadino</w:t>
+      </w:r>
+      <w:r>
+        <w:t xml:space="preserve">, 806 F.3d 1002, 1008 (9th Cir. 2015) (“Because Defendants’ motion to dismiss targeted Plaintiff’s First Amended Complaint, which was no longer in effect, we conclude the motion to dismiss should have been deemed moot…” Thus, Defendant, the Commonwealth now files this Motion to Dismiss that is directed towards the Second Amended Complaint.</w:t>
       </w:r>
     </w:p>
     <w:p>
@@ -3558,24 +4032,29 @@
       <w:r>
         <w:t xml:space="preserve"> </w:t>
       </w:r>
-      <w:hyperlink r:id="rId11">
-        <w:r>
-          <w:rPr>
-            <w:rStyle w:val="Hyperlink"/>
-            <w:i/>
-            <w:iCs/>
-          </w:rPr>
-          <w:t xml:space="preserve">Scott v. Kuhlmann</w:t>
-        </w:r>
-        <w:r>
-          <w:rPr>
-            <w:rStyle w:val="Hyperlink"/>
-          </w:rPr>
-          <w:t xml:space="preserve">, 746 F.2d 1377, 1378 (9th Cir. 1984)</w:t>
-        </w:r>
-      </w:hyperlink>
-      <w:r>
-        <w:t xml:space="preserve">. However, while the Commonwealth raises no disputed facts here, it reserves its right in any future proceedings in this case to contest the issues of fact as raised by Plaintiff.</w:t>
+      <w:r>
+        <w:rPr>
+          <w:i/>
+          <w:iCs/>
+        </w:rPr>
+        <w:t xml:space="preserve">Scott</w:t>
+      </w:r>
+      <w:r>
+        <w:rPr>
+          <w:i/>
+          <w:iCs/>
+        </w:rPr>
+        <w:t xml:space="preserve"> </w:t>
+      </w:r>
+      <w:r>
+        <w:rPr>
+          <w:i/>
+          <w:iCs/>
+        </w:rPr>
+        <w:t xml:space="preserve">v. Kuhlmann</w:t>
+      </w:r>
+      <w:r>
+        <w:t xml:space="preserve">, 746 F.2d 1377, 1378 (9th Cir. 1984). However, while the Commonwealth raises no disputed facts here, it reserves its right in any future proceedings in this case to contest the issues of fact as raised by Plaintiff.</w:t>
       </w:r>
     </w:p>
     <w:p>
@@ -3670,19 +4149,14 @@
       <w:pPr>
         <w:pStyle w:val="BodyText"/>
       </w:pPr>
-      <w:hyperlink r:id="rId12">
-        <w:r>
-          <w:rPr>
-            <w:rStyle w:val="Hyperlink"/>
-          </w:rPr>
-          <w:t xml:space="preserve">Federal Rule of Civil Procedure 17(b)⁠(2)</w:t>
-        </w:r>
-      </w:hyperlink>
-      <w:r>
-        <w:t xml:space="preserve"> </w:t>
-      </w:r>
-      <w:r>
-        <w:t xml:space="preserve">reads, “[c]apacity to sue…is determined as follows… (2) for a corporation, by the law under which it was organized.” If a company lacks the capacity to sue, it is axiomatic that it cannot bring a suit.</w:t>
+      <w:r>
+        <w:t xml:space="preserve">Federal</w:t>
+      </w:r>
+      <w:r>
+        <w:t xml:space="preserve"> </w:t>
+      </w:r>
+      <w:r>
+        <w:t xml:space="preserve">Rule of Civil Procedure 17(b)⁠(2) reads, “[c]apacity to sue…is determined as follows… (2) for a corporation, by the law under which it was organized.” If a company lacks the capacity to sue, it is axiomatic that it cannot bring a suit.</w:t>
       </w:r>
     </w:p>
     <w:p>
@@ -3734,137 +4208,148 @@
         <w:pStyle w:val="BodyText"/>
       </w:pPr>
       <w:r>
-        <w:t xml:space="preserve">Under</w:t>
-      </w:r>
-      <w:r>
-        <w:t xml:space="preserve"> </w:t>
-      </w:r>
-      <w:hyperlink r:id="rId13">
-        <w:r>
-          <w:rPr>
-            <w:rStyle w:val="Hyperlink"/>
-          </w:rPr>
-          <w:t xml:space="preserve">Federal Rule of Civil Procedure 8(a)⁠(2)</w:t>
-        </w:r>
-      </w:hyperlink>
-      <w:r>
-        <w:t xml:space="preserve">, the plaintiff must provide “a short and plain statement of the claim showing that the pleader is entitled to relief.” While “detailed factual allegations” are not required under the rule, it “demands more than an unadorned, the-defendant-unlawfully-harmed-me accusation.”</w:t>
-      </w:r>
-      <w:r>
-        <w:t xml:space="preserve"> </w:t>
-      </w:r>
-      <w:hyperlink r:id="rId14">
-        <w:r>
-          <w:rPr>
-            <w:rStyle w:val="Hyperlink"/>
-            <w:i/>
-            <w:iCs/>
-          </w:rPr>
-          <w:t xml:space="preserve">Ashcroft v. Iqbal</w:t>
-        </w:r>
-        <w:r>
-          <w:rPr>
-            <w:rStyle w:val="Hyperlink"/>
-          </w:rPr>
-          <w:t xml:space="preserve">, 556 U.S. 662, 677–78 (2009)</w:t>
-        </w:r>
-      </w:hyperlink>
-      <w:r>
-        <w:t xml:space="preserve"> </w:t>
-      </w:r>
-      <w:r>
-        <w:t xml:space="preserve">(citing</w:t>
-      </w:r>
-      <w:r>
-        <w:t xml:space="preserve"> </w:t>
-      </w:r>
-      <w:hyperlink r:id="rId15">
-        <w:r>
-          <w:rPr>
-            <w:rStyle w:val="Hyperlink"/>
-            <w:i/>
-            <w:iCs/>
-          </w:rPr>
-          <w:t xml:space="preserve">Bell Atlantic Corp. v. Twombly</w:t>
-        </w:r>
-        <w:r>
-          <w:rPr>
-            <w:rStyle w:val="Hyperlink"/>
-          </w:rPr>
-          <w:t xml:space="preserve">, 550 U.S. 544, 555 (2007)</w:t>
-        </w:r>
-      </w:hyperlink>
-      <w:r>
-        <w:t xml:space="preserve">). The factual allegations must be sufficient “to raise a right to relief above the speculative level.”</w:t>
-      </w:r>
-      <w:r>
-        <w:t xml:space="preserve"> </w:t>
-      </w:r>
-      <w:hyperlink r:id="rId15">
-        <w:r>
-          <w:rPr>
-            <w:rStyle w:val="Hyperlink"/>
-            <w:i/>
-            <w:iCs/>
-          </w:rPr>
-          <w:t xml:space="preserve">Bell Atl. Corp. v. Twombly</w:t>
-        </w:r>
-        <w:r>
-          <w:rPr>
-            <w:rStyle w:val="Hyperlink"/>
-          </w:rPr>
-          <w:t xml:space="preserve">, 550 U.S. 544, 555 (2007)</w:t>
-        </w:r>
-      </w:hyperlink>
-      <w:r>
-        <w:t xml:space="preserve">. It is insufficient for a pleading to offer “labels and conclusions” or “a formulaic recitation of the elements of a cause of action.”</w:t>
-      </w:r>
-      <w:r>
-        <w:t xml:space="preserve"> </w:t>
-      </w:r>
-      <w:hyperlink r:id="rId14">
-        <w:r>
-          <w:rPr>
-            <w:rStyle w:val="Hyperlink"/>
-            <w:i/>
-            <w:iCs/>
-          </w:rPr>
-          <w:t xml:space="preserve">Ashcroft v. Iqbal</w:t>
-        </w:r>
-        <w:r>
-          <w:rPr>
-            <w:rStyle w:val="Hyperlink"/>
-          </w:rPr>
-          <w:t xml:space="preserve">, 556 U.S. 662, 678 (2009)</w:t>
-        </w:r>
-      </w:hyperlink>
-      <w:r>
-        <w:t xml:space="preserve"> </w:t>
-      </w:r>
-      <w:r>
-        <w:t xml:space="preserve">(citing</w:t>
-      </w:r>
-      <w:r>
-        <w:t xml:space="preserve"> </w:t>
-      </w:r>
-      <w:hyperlink r:id="rId15">
-        <w:r>
-          <w:rPr>
-            <w:rStyle w:val="Hyperlink"/>
-            <w:i/>
-            <w:iCs/>
-          </w:rPr>
-          <w:t xml:space="preserve">Bell Atlantic Corp. v. Twombly</w:t>
-        </w:r>
-        <w:r>
-          <w:rPr>
-            <w:rStyle w:val="Hyperlink"/>
-          </w:rPr>
-          <w:t xml:space="preserve">, 550 U.S. 544, 555 (2007)</w:t>
-        </w:r>
-      </w:hyperlink>
-      <w:r>
-        <w:t xml:space="preserve">). The same goes for “naked assertion[s]” devoid of “further factual enhancement.”</w:t>
+        <w:t xml:space="preserve">Under Federal</w:t>
+      </w:r>
+      <w:r>
+        <w:t xml:space="preserve"> </w:t>
+      </w:r>
+      <w:r>
+        <w:t xml:space="preserve">Rule of Civil Procedure 8(a)⁠(2), the plaintiff must provide “a short and plain statement of the claim showing that the pleader is entitled to relief.” While “detailed factual allegations” are not required under the rule, it “demands more than an unadorned, the-defendant-unlawfully-harmed-me accusation.”</w:t>
+      </w:r>
+      <w:r>
+        <w:t xml:space="preserve"> </w:t>
+      </w:r>
+      <w:r>
+        <w:rPr>
+          <w:i/>
+          <w:iCs/>
+        </w:rPr>
+        <w:t xml:space="preserve">Ashcroft</w:t>
+      </w:r>
+      <w:r>
+        <w:rPr>
+          <w:i/>
+          <w:iCs/>
+        </w:rPr>
+        <w:t xml:space="preserve"> </w:t>
+      </w:r>
+      <w:r>
+        <w:rPr>
+          <w:i/>
+          <w:iCs/>
+        </w:rPr>
+        <w:t xml:space="preserve">v. Iqbal</w:t>
+      </w:r>
+      <w:r>
+        <w:t xml:space="preserve">, 556 U.S. 662, 677–78 (2009) (citing</w:t>
+      </w:r>
+      <w:r>
+        <w:t xml:space="preserve"> </w:t>
+      </w:r>
+      <w:r>
+        <w:rPr>
+          <w:i/>
+          <w:iCs/>
+        </w:rPr>
+        <w:t xml:space="preserve">Bell</w:t>
+      </w:r>
+      <w:r>
+        <w:rPr>
+          <w:i/>
+          <w:iCs/>
+        </w:rPr>
+        <w:t xml:space="preserve"> </w:t>
+      </w:r>
+      <w:r>
+        <w:rPr>
+          <w:i/>
+          <w:iCs/>
+        </w:rPr>
+        <w:t xml:space="preserve">Atlantic Corp. v. Twombly</w:t>
+      </w:r>
+      <w:r>
+        <w:t xml:space="preserve">, 550 U.S. 544, 555 (2007)). The factual allegations must be sufficient “to raise a right to relief above the speculative level.”</w:t>
+      </w:r>
+      <w:r>
+        <w:t xml:space="preserve"> </w:t>
+      </w:r>
+      <w:r>
+        <w:rPr>
+          <w:i/>
+          <w:iCs/>
+        </w:rPr>
+        <w:t xml:space="preserve">Bell</w:t>
+      </w:r>
+      <w:r>
+        <w:rPr>
+          <w:i/>
+          <w:iCs/>
+        </w:rPr>
+        <w:t xml:space="preserve"> </w:t>
+      </w:r>
+      <w:r>
+        <w:rPr>
+          <w:i/>
+          <w:iCs/>
+        </w:rPr>
+        <w:t xml:space="preserve">Atl. Corp. v. Twombly</w:t>
+      </w:r>
+      <w:r>
+        <w:t xml:space="preserve">, 550 U.S. 544, 555 (2007). It is insufficient for a pleading to offer “labels and conclusions” or “a formulaic recitation of the elements of a cause of action.”</w:t>
+      </w:r>
+      <w:r>
+        <w:t xml:space="preserve"> </w:t>
+      </w:r>
+      <w:r>
+        <w:rPr>
+          <w:i/>
+          <w:iCs/>
+        </w:rPr>
+        <w:t xml:space="preserve">Ashcroft</w:t>
+      </w:r>
+      <w:r>
+        <w:rPr>
+          <w:i/>
+          <w:iCs/>
+        </w:rPr>
+        <w:t xml:space="preserve"> </w:t>
+      </w:r>
+      <w:r>
+        <w:rPr>
+          <w:i/>
+          <w:iCs/>
+        </w:rPr>
+        <w:t xml:space="preserve">v. Iqbal</w:t>
+      </w:r>
+      <w:r>
+        <w:t xml:space="preserve">, 556 U.S. 662, 678 (2009) (citing</w:t>
+      </w:r>
+      <w:r>
+        <w:t xml:space="preserve"> </w:t>
+      </w:r>
+      <w:r>
+        <w:rPr>
+          <w:i/>
+          <w:iCs/>
+        </w:rPr>
+        <w:t xml:space="preserve">Bell</w:t>
+      </w:r>
+      <w:r>
+        <w:rPr>
+          <w:i/>
+          <w:iCs/>
+        </w:rPr>
+        <w:t xml:space="preserve"> </w:t>
+      </w:r>
+      <w:r>
+        <w:rPr>
+          <w:i/>
+          <w:iCs/>
+        </w:rPr>
+        <w:t xml:space="preserve">Atlantic Corp. v. Twombly</w:t>
+      </w:r>
+      <w:r>
+        <w:t xml:space="preserve">, 550 U.S. 544, 555 (2007)). The same goes for “naked assertion[s]” devoid of “further factual enhancement.”</w:t>
       </w:r>
       <w:r>
         <w:t xml:space="preserve"> </w:t>
@@ -3890,24 +4375,29 @@
       <w:r>
         <w:t xml:space="preserve"> </w:t>
       </w:r>
-      <w:hyperlink r:id="rId14">
-        <w:r>
-          <w:rPr>
-            <w:rStyle w:val="Hyperlink"/>
-            <w:i/>
-            <w:iCs/>
-          </w:rPr>
-          <w:t xml:space="preserve">Ashcroft v. Iqbal</w:t>
-        </w:r>
-        <w:r>
-          <w:rPr>
-            <w:rStyle w:val="Hyperlink"/>
-          </w:rPr>
-          <w:t xml:space="preserve">, 556 U.S. 662, 678 (2009)</w:t>
-        </w:r>
-      </w:hyperlink>
-      <w:r>
-        <w:t xml:space="preserve">. “A claim has facial plausibility when the plaintiff pleads factual content that allows the court to draw the reasonable inference that the defendant is liable for the misconduct alleged.”</w:t>
+      <w:r>
+        <w:rPr>
+          <w:i/>
+          <w:iCs/>
+        </w:rPr>
+        <w:t xml:space="preserve">Ashcroft</w:t>
+      </w:r>
+      <w:r>
+        <w:rPr>
+          <w:i/>
+          <w:iCs/>
+        </w:rPr>
+        <w:t xml:space="preserve"> </w:t>
+      </w:r>
+      <w:r>
+        <w:rPr>
+          <w:i/>
+          <w:iCs/>
+        </w:rPr>
+        <w:t xml:space="preserve">v. Iqbal</w:t>
+      </w:r>
+      <w:r>
+        <w:t xml:space="preserve">, 556 U.S. 662, 678 (2009). “A claim has facial plausibility when the plaintiff pleads factual content that allows the court to draw the reasonable inference that the defendant is liable for the misconduct alleged.”</w:t>
       </w:r>
       <w:r>
         <w:t xml:space="preserve"> </w:t>
@@ -4050,44 +4540,41 @@
       <w:pPr>
         <w:pStyle w:val="BodyText"/>
       </w:pPr>
-      <w:hyperlink r:id="rId16">
-        <w:r>
-          <w:rPr>
-            <w:rStyle w:val="Hyperlink"/>
-          </w:rPr>
-          <w:t xml:space="preserve">Federal Rule of Civil Procedure 12(b)⁠(1)</w:t>
-        </w:r>
-      </w:hyperlink>
-      <w:r>
-        <w:t xml:space="preserve"> </w:t>
-      </w:r>
-      <w:r>
-        <w:t xml:space="preserve">provides for the dismissal of an action for “lack of subject matter jurisdiction.” Although sovereign immunity is only quasi-jurisdictional in nature, Rule 12(b)⁠(1) is still a proper vehicle for invoking sovereign immunity from suit.</w:t>
-      </w:r>
-      <w:r>
-        <w:t xml:space="preserve"> </w:t>
-      </w:r>
-      <w:hyperlink r:id="rId17">
-        <w:r>
-          <w:rPr>
-            <w:rStyle w:val="Hyperlink"/>
-            <w:i/>
-            <w:iCs/>
-          </w:rPr>
-          <w:t xml:space="preserve">Pistor v. Garcia</w:t>
-        </w:r>
-        <w:r>
-          <w:rPr>
-            <w:rStyle w:val="Hyperlink"/>
-          </w:rPr>
-          <w:t xml:space="preserve">, 791 F.3d 1104, 1111 (9th Cir. 2015)</w:t>
-        </w:r>
-      </w:hyperlink>
-      <w:r>
-        <w:t xml:space="preserve"> </w:t>
-      </w:r>
-      <w:r>
-        <w:t xml:space="preserve">(citation omitted).</w:t>
+      <w:r>
+        <w:t xml:space="preserve">Federal</w:t>
+      </w:r>
+      <w:r>
+        <w:t xml:space="preserve"> </w:t>
+      </w:r>
+      <w:r>
+        <w:t xml:space="preserve">Rule of Civil Procedure 12(b)⁠(1) provides for the dismissal of an action for “lack of subject matter jurisdiction.” Although sovereign immunity is only quasi-jurisdictional in nature, Rule 12(b)⁠(1) is still a proper vehicle for invoking sovereign immunity from suit.</w:t>
+      </w:r>
+      <w:r>
+        <w:t xml:space="preserve"> </w:t>
+      </w:r>
+      <w:r>
+        <w:rPr>
+          <w:i/>
+          <w:iCs/>
+        </w:rPr>
+        <w:t xml:space="preserve">Pistor</w:t>
+      </w:r>
+      <w:r>
+        <w:rPr>
+          <w:i/>
+          <w:iCs/>
+        </w:rPr>
+        <w:t xml:space="preserve"> </w:t>
+      </w:r>
+      <w:r>
+        <w:rPr>
+          <w:i/>
+          <w:iCs/>
+        </w:rPr>
+        <w:t xml:space="preserve">v. Garcia</w:t>
+      </w:r>
+      <w:r>
+        <w:t xml:space="preserve">, 791 F.3d 1104, 1111 (9th Cir. 2015) (citation omitted).</w:t>
       </w:r>
     </w:p>
     <w:p>
@@ -4237,46 +4724,40 @@
         <w:pStyle w:val="BodyText"/>
       </w:pPr>
       <w:r>
-        <w:t xml:space="preserve">Dismissal under</w:t>
-      </w:r>
-      <w:r>
-        <w:t xml:space="preserve"> </w:t>
-      </w:r>
-      <w:hyperlink r:id="rId18">
-        <w:r>
-          <w:rPr>
-            <w:rStyle w:val="Hyperlink"/>
-          </w:rPr>
-          <w:t xml:space="preserve">Federal Rule of Civil Procedure 12(b)⁠(6)</w:t>
-        </w:r>
-      </w:hyperlink>
-      <w:r>
-        <w:t xml:space="preserve"> </w:t>
-      </w:r>
-      <w:r>
-        <w:t xml:space="preserve">on the basis of res judicata is appropriate when “the defense raises no disputed issues of fact.” See</w:t>
-      </w:r>
-      <w:r>
-        <w:t xml:space="preserve"> </w:t>
-      </w:r>
-      <w:hyperlink r:id="rId11">
-        <w:r>
-          <w:rPr>
-            <w:rStyle w:val="Hyperlink"/>
-            <w:i/>
-            <w:iCs/>
-          </w:rPr>
-          <w:t xml:space="preserve">Scott v. Kuhlmann</w:t>
-        </w:r>
-        <w:r>
-          <w:rPr>
-            <w:rStyle w:val="Hyperlink"/>
-          </w:rPr>
-          <w:t xml:space="preserve">, 746 F.2d 1377, 1378 (9th Cir. 1984)</w:t>
-        </w:r>
-      </w:hyperlink>
-      <w:r>
-        <w:t xml:space="preserve">. (“The defendants raised res judicata in their motion to dismiss under Rule 12(b)⁠(6), rather than in a responsive pleading. Ordinarily affirmative defenses may not be raised by motion to dismiss…but this is not true when, as here, the defense raises no disputed issues of fact.”).</w:t>
+        <w:t xml:space="preserve">Dismissal under Federal</w:t>
+      </w:r>
+      <w:r>
+        <w:t xml:space="preserve"> </w:t>
+      </w:r>
+      <w:r>
+        <w:t xml:space="preserve">Rule of Civil Procedure 12(b)⁠(6) on the basis of res judicata is appropriate when “the defense raises no disputed issues of fact.” See</w:t>
+      </w:r>
+      <w:r>
+        <w:t xml:space="preserve"> </w:t>
+      </w:r>
+      <w:r>
+        <w:rPr>
+          <w:i/>
+          <w:iCs/>
+        </w:rPr>
+        <w:t xml:space="preserve">Scott</w:t>
+      </w:r>
+      <w:r>
+        <w:rPr>
+          <w:i/>
+          <w:iCs/>
+        </w:rPr>
+        <w:t xml:space="preserve"> </w:t>
+      </w:r>
+      <w:r>
+        <w:rPr>
+          <w:i/>
+          <w:iCs/>
+        </w:rPr>
+        <w:t xml:space="preserve">v. Kuhlmann</w:t>
+      </w:r>
+      <w:r>
+        <w:t xml:space="preserve">, 746 F.2d 1377, 1378 (9th Cir. 1984). (“The defendants raised res judicata in their motion to dismiss under Rule 12(b)⁠(6), rather than in a responsive pleading. Ordinarily affirmative defenses may not be raised by motion to dismiss…but this is not true when, as here, the defense raises no disputed issues of fact.”).</w:t>
       </w:r>
     </w:p>
     <w:p>
@@ -4546,7 +5027,7 @@
         <w:rPr>
           <w:rStyle w:val="FootnoteReference"/>
         </w:rPr>
-        <w:footnoteReference w:id="19"/>
+        <w:footnoteReference w:id="9"/>
       </w:r>
     </w:p>
     <w:p>
@@ -4559,27 +5040,29 @@
       <w:r>
         <w:t xml:space="preserve"> </w:t>
       </w:r>
-      <w:hyperlink r:id="rId21">
-        <w:r>
-          <w:rPr>
-            <w:rStyle w:val="Hyperlink"/>
-            <w:i/>
-            <w:iCs/>
-          </w:rPr>
-          <w:t xml:space="preserve">Levin Metals Corp. v. Parr-Richmond Terminal Co.</w:t>
-        </w:r>
-        <w:r>
-          <w:rPr>
-            <w:rStyle w:val="Hyperlink"/>
-          </w:rPr>
-          <w:t xml:space="preserve">, 817 F.2d 1448, 1451 (9th Cir. 1897)</w:t>
-        </w:r>
-      </w:hyperlink>
-      <w:r>
-        <w:t xml:space="preserve"> </w:t>
-      </w:r>
-      <w:r>
-        <w:t xml:space="preserve">(finding that Rule 17(b) requires the application of the law under which the corporation was organized and finding that Rule 17(b) applies to dissolved corporations) (citing 6 C. Wright &amp; A. Miller, Federal Practice and Procedure § 1563 (1971)).</w:t>
+      <w:r>
+        <w:rPr>
+          <w:i/>
+          <w:iCs/>
+        </w:rPr>
+        <w:t xml:space="preserve">Levin</w:t>
+      </w:r>
+      <w:r>
+        <w:rPr>
+          <w:i/>
+          <w:iCs/>
+        </w:rPr>
+        <w:t xml:space="preserve"> </w:t>
+      </w:r>
+      <w:r>
+        <w:rPr>
+          <w:i/>
+          <w:iCs/>
+        </w:rPr>
+        <w:t xml:space="preserve">Metals Corp. v. Parr-Richmond Terminal Co.</w:t>
+      </w:r>
+      <w:r>
+        <w:t xml:space="preserve">, 817 F.2d 1448, 1451 (9th Cir. 1897) (finding that Rule 17(b) requires the application of the law under which the corporation was organized and finding that Rule 17(b) applies to dissolved corporations) (citing 6 C. Wright &amp; A. Miller, Federal Practice and Procedure § 1563 (1971)).</w:t>
       </w:r>
     </w:p>
     <w:p>
@@ -4587,21 +5070,13 @@
         <w:pStyle w:val="BodyText"/>
       </w:pPr>
       <w:r>
-        <w:t xml:space="preserve">Under the British Virgin Islands Business Companies Act of 2014 (Revised 2020), “[t]he Registrar may strike the name of a company off the Register if the company does not have a registered agent.”</w:t>
-      </w:r>
-      <w:r>
-        <w:t xml:space="preserve"> </w:t>
-      </w:r>
-      <w:hyperlink r:id="rId22">
-        <w:r>
-          <w:rPr>
-            <w:rStyle w:val="Hyperlink"/>
-          </w:rPr>
-          <w:t xml:space="preserve">BVI Business Companies Act, Division 3—Striking Off and Dissolution § 213(1)⁠(a)⁠(i)</w:t>
-        </w:r>
-      </w:hyperlink>
-      <w:r>
-        <w:t xml:space="preserve">. Best Sunshine has no registered agent as the “Agent Resigned from Company” and thus, the status of Best Sunshine is that it has been dissolved as of April 7, 2023. See Exhibit 1.</w:t>
+        <w:t xml:space="preserve">Under the British Virgin Islands Business Companies Act of 2014 (Revised 2020), “[t]he Registrar may strike the name of a company off the Register if the company does not have a registered agent.” BVI</w:t>
+      </w:r>
+      <w:r>
+        <w:t xml:space="preserve"> </w:t>
+      </w:r>
+      <w:r>
+        <w:t xml:space="preserve">Business Companies Act, Division 3—Striking Off and Dissolution § 213(1)⁠(a)⁠(i). Best Sunshine has no registered agent as the “Agent Resigned from Company” and thus, the status of Best Sunshine is that it has been dissolved as of April 7, 2023. See Exhibit 1.</w:t>
       </w:r>
     </w:p>
     <w:p>
@@ -4609,27 +5084,19 @@
         <w:pStyle w:val="BodyTextNote"/>
       </w:pPr>
       <w:r>
-        <w:t xml:space="preserve">As a dissolved corporation, “the company and the directors, members and any liquidator or receiver thereof, may not—(a) commence legal proceedings, carry on any business or in any way deal with the assets of the company; (b) defend any legal proceedings, make any claim or claim any right for, or in the name of, the company; or (c) act in any way with respect to the affairs of the company.”</w:t>
-      </w:r>
-      <w:r>
-        <w:t xml:space="preserve"> </w:t>
-      </w:r>
-      <w:hyperlink r:id="rId22">
-        <w:r>
-          <w:rPr>
-            <w:rStyle w:val="Hyperlink"/>
-          </w:rPr>
-          <w:t xml:space="preserve">BVI Business Companies Act, Division 3 § 215 (1)</w:t>
-        </w:r>
-      </w:hyperlink>
-      <w:r>
-        <w:t xml:space="preserve">. Best Sunshine ceased to exist on April 7, 2023, thus under the laws of the British Virgin Islands, it could not commence legal proceedings on any pertinent date of this suit.</w:t>
+        <w:t xml:space="preserve">As a dissolved corporation, “the company and the directors, members and any liquidator or receiver thereof, may not—(a) commence legal proceedings, carry on any business or in any way deal with the assets of the company; (b) defend any legal proceedings, make any claim or claim any right for, or in the name of, the company; or (c) act in any way with respect to the affairs of the company.” BVI</w:t>
+      </w:r>
+      <w:r>
+        <w:t xml:space="preserve"> </w:t>
+      </w:r>
+      <w:r>
+        <w:t xml:space="preserve">Business Companies Act, Division 3 § 215 (1). Best Sunshine ceased to exist on April 7, 2023, thus under the laws of the British Virgin Islands, it could not commence legal proceedings on any pertinent date of this suit.</w:t>
       </w:r>
       <w:r>
         <w:rPr>
           <w:rStyle w:val="FootnoteReference"/>
         </w:rPr>
-        <w:footnoteReference w:id="23"/>
+        <w:footnoteReference w:id="10"/>
       </w:r>
       <w:r>
         <w:t xml:space="preserve"> </w:t>
@@ -4673,24 +5140,13 @@
         <w:pStyle w:val="BodyTextKeep"/>
       </w:pPr>
       <w:r>
-        <w:t xml:space="preserve">For the foregoing reasons, Defendants respectfully moves to dismiss this suit pursuant to</w:t>
-      </w:r>
-      <w:r>
-        <w:t xml:space="preserve"> </w:t>
-      </w:r>
-      <w:hyperlink r:id="rId12">
-        <w:r>
-          <w:rPr>
-            <w:rStyle w:val="Hyperlink"/>
-          </w:rPr>
-          <w:t xml:space="preserve">Federal Rule of Civil Procedure 17(b)⁠(2)</w:t>
-        </w:r>
-      </w:hyperlink>
-      <w:r>
-        <w:t xml:space="preserve"> </w:t>
-      </w:r>
-      <w:r>
-        <w:t xml:space="preserve">and 12(b)⁠(1) and (6).</w:t>
+        <w:t xml:space="preserve">For the foregoing reasons, Defendants respectfully moves to dismiss this suit pursuant to Federal</w:t>
+      </w:r>
+      <w:r>
+        <w:t xml:space="preserve"> </w:t>
+      </w:r>
+      <w:r>
+        <w:t xml:space="preserve">Rule of Civil Procedure 17(b)⁠(2) and 12(b)⁠(1) and (6).</w:t>
       </w:r>
     </w:p>
     <w:tbl>
@@ -4707,8 +5163,7 @@
       </w:tblPr>
       <w:tblGrid>
         <w:gridCol w:w="3744"/>
-        <w:gridCol w:w="288"/>
-        <w:gridCol w:w="6048"/>
+        <w:gridCol w:w="6336"/>
       </w:tblGrid>
       <w:tr>
         <w:trPr>
@@ -4720,12 +5175,15 @@
           </w:tcPr>
           <w:p>
             <w:pPr>
-              <w:spacing w:before="192" w:after="0" w:line="240" w:lineRule="exact"/>
+              <w:spacing w:before="0" w:after="0" w:line="240" w:lineRule="exact"/>
               <w:ind w:left="0" w:firstLine="0"/>
               <w:jc w:val="left"/>
             </w:pPr>
             <w:r>
-              <w:t xml:space="preserve">Date: </w:t>
+              <w:t xml:space="preserve">Date:</w:t>
+            </w:r>
+            <w:r>
+              <w:t xml:space="preserve"> </w:t>
             </w:r>
             <w:r>
               <w:t xml:space="preserve">August</w:t>
@@ -4746,7 +5204,10 @@
         </w:tc>
         <w:tc>
           <w:tcPr>
-            <w:tcW w:w="288" w:type="dxa"/>
+            <w:tcW w:w="6336" w:type="dxa"/>
+            <w:tcMar>
+              <w:left w:w="288" w:type="dxa"/>
+            </w:tcMar>
           </w:tcPr>
           <w:p>
             <w:pPr>
@@ -4754,20 +5215,14 @@
               <w:ind w:left="0" w:firstLine="0"/>
               <w:jc w:val="left"/>
             </w:pPr>
-          </w:p>
-        </w:tc>
-        <w:tc>
-          <w:tcPr>
-            <w:tcW w:w="6048" w:type="dxa"/>
-          </w:tcPr>
-          <w:p>
-            <w:pPr>
-              <w:spacing w:before="192" w:after="0" w:line="240" w:lineRule="exact"/>
-              <w:ind w:left="0" w:firstLine="0"/>
-              <w:jc w:val="left"/>
-            </w:pPr>
-            <w:r>
-              <w:t xml:space="preserve">Respectfully submitted,</w:t>
+            <w:r>
+              <w:t xml:space="preserve">Respectfully</w:t>
+            </w:r>
+            <w:r>
+              <w:t xml:space="preserve"> </w:t>
+            </w:r>
+            <w:r>
+              <w:t xml:space="preserve">submitted,</w:t>
             </w:r>
           </w:p>
           <w:p>
@@ -4843,7 +5298,31 @@
               <w:jc w:val="left"/>
             </w:pPr>
             <w:r>
-              <w:t xml:space="preserve">/s/ J. Robert Glass, Jr.</w:t>
+              <w:t xml:space="preserve">/s/</w:t>
+            </w:r>
+            <w:r>
+              <w:t xml:space="preserve"> </w:t>
+            </w:r>
+            <w:r>
+              <w:t xml:space="preserve">J.</w:t>
+            </w:r>
+            <w:r>
+              <w:t xml:space="preserve"> </w:t>
+            </w:r>
+            <w:r>
+              <w:t xml:space="preserve">Robert</w:t>
+            </w:r>
+            <w:r>
+              <w:t xml:space="preserve"> </w:t>
+            </w:r>
+            <w:r>
+              <w:t xml:space="preserve">Glass,</w:t>
+            </w:r>
+            <w:r>
+              <w:t xml:space="preserve"> </w:t>
+            </w:r>
+            <w:r>
+              <w:t xml:space="preserve">Jr.</w:t>
             </w:r>
           </w:p>
           <w:p>
@@ -4966,10 +5445,10 @@
       </w:tr>
     </w:tbl>
     <w:sectPr>
-      <w:footerReference w:type="default" r:id="rIdNmidFooter"/>
+      <w:headerReference w:type="default" r:id="rIdXdPleading"/>
+      <w:footerReference w:type="default" r:id="rIdXdPage"/>
       <w:pgSz w:w="12240" w:h="15840"/>
       <w:pgMar w:top="2160" w:right="720" w:bottom="1680" w:left="1440" w:header="720" w:footer="576" w:gutter="0"/>
-      <w:pgNumType w:fmt="decimal" w:start="1"/>
     </w:sectPr>
   </w:body>
 </w:document>
@@ -4983,23 +5462,9 @@
 <w:ftr xmlns:w="http://schemas.openxmlformats.org/wordprocessingml/2006/main" xmlns:r="http://schemas.openxmlformats.org/officeDocument/2006/relationships">
   <w:p>
     <w:pPr>
+      <w:spacing w:before="0" w:after="0" w:line="240" w:lineRule="exact"/>
       <w:jc w:val="center"/>
     </w:pPr>
-    <w:r>
-      <w:fldChar w:fldCharType="begin"/>
-    </w:r>
-    <w:r>
-      <w:instrText xml:space="preserve"> PAGE </w:instrText>
-    </w:r>
-    <w:r>
-      <w:fldChar w:fldCharType="separate"/>
-    </w:r>
-    <w:r>
-      <w:t>1</w:t>
-    </w:r>
-    <w:r>
-      <w:fldChar w:fldCharType="end"/>
-    </w:r>
   </w:p>
 </w:ftr>
 </file>
@@ -5020,7 +5485,7 @@
       </w:r>
     </w:p>
   </w:footnote>
-  <w:footnote w:id="19">
+  <w:footnote w:id="9">
     <w:p>
       <w:pPr>
         <w:pStyle w:val="FootnoteText"/>
@@ -5035,25 +5500,17 @@
         <w:t xml:space="preserve"> </w:t>
       </w:r>
       <w:r>
-        <w:t xml:space="preserve">Pursuant to</w:t>
-      </w:r>
-      <w:r>
-        <w:t xml:space="preserve"> </w:t>
-      </w:r>
-      <w:hyperlink r:id="rId20">
-        <w:r>
-          <w:rPr>
-            <w:rStyle w:val="Hyperlink"/>
-          </w:rPr>
-          <w:t xml:space="preserve">Local Rule 5.2(b)</w:t>
-        </w:r>
-      </w:hyperlink>
-      <w:r>
-        <w:t xml:space="preserve">, attached to this memorandum is Exhibit 1 containing all authorities relied on by the Commonwealth which are not available on LexisNexis or Westlaw.</w:t>
+        <w:t xml:space="preserve">Pursuant to Local</w:t>
+      </w:r>
+      <w:r>
+        <w:t xml:space="preserve"> </w:t>
+      </w:r>
+      <w:r>
+        <w:t xml:space="preserve">Rule 5.2(b), attached to this memorandum is Exhibit 1 containing all authorities relied on by the Commonwealth which are not available on LexisNexis or Westlaw.</w:t>
       </w:r>
     </w:p>
   </w:footnote>
-  <w:footnote w:id="23">
+  <w:footnote w:id="10">
     <w:p>
       <w:pPr>
         <w:pStyle w:val="FootnoteText"/>
@@ -5120,393 +5577,8 @@
   <w:p>
     <w:pPr>
       <w:spacing w:before="0" w:after="0" w:line="240" w:lineRule="exact"/>
-      <w:ind w:left="0" w:firstLine="0"/>
       <w:jc w:val="center"/>
     </w:pPr>
-    <w:r>
-      <w:pict xmlns:v="urn:schemas-microsoft-com:vml" xmlns:o="urn:schemas-microsoft-com:office:office">
-        <v:shapetype id="_x0000_t202" coordsize="21600,21600" o:spt="202" path="m,l,21600r21600,l21600,xe">
-          <v:stroke joinstyle="miter"/>
-          <v:path gradientshapeok="t" o:connecttype="rect"/>
-        </v:shapetype>
-        <v:shape id="LineNumbers" o:spid="_x0000_s1025" type="#_x0000_t202" filled="f" stroked="f" style="position:absolute;margin-left:0;margin-top:108.0pt;width:50.4pt;height:600.0pt;z-index:-251657216;mso-position-horizontal-relative:page;mso-position-vertical-relative:page">
-          <v:textbox inset="0,0,0,0">
-            <w:txbxContent>
-              <w:p>
-                <w:pPr>
-                  <w:spacing w:before="0" w:after="0" w:line="480" w:lineRule="exact"/>
-                  <w:ind w:left="0" w:firstLine="0"/>
-                  <w:jc w:val="right"/>
-                </w:pPr>
-                <w:r>
-                  <w:t xml:space="preserve">1</w:t>
-                </w:r>
-              </w:p>
-              <w:p>
-                <w:pPr>
-                  <w:spacing w:before="0" w:after="0" w:line="480" w:lineRule="exact"/>
-                  <w:ind w:left="0" w:firstLine="0"/>
-                  <w:jc w:val="right"/>
-                </w:pPr>
-                <w:r>
-                  <w:t xml:space="preserve">2</w:t>
-                </w:r>
-              </w:p>
-              <w:p>
-                <w:pPr>
-                  <w:spacing w:before="0" w:after="0" w:line="480" w:lineRule="exact"/>
-                  <w:ind w:left="0" w:firstLine="0"/>
-                  <w:jc w:val="right"/>
-                </w:pPr>
-                <w:r>
-                  <w:t xml:space="preserve">3</w:t>
-                </w:r>
-              </w:p>
-              <w:p>
-                <w:pPr>
-                  <w:spacing w:before="0" w:after="0" w:line="480" w:lineRule="exact"/>
-                  <w:ind w:left="0" w:firstLine="0"/>
-                  <w:jc w:val="right"/>
-                </w:pPr>
-                <w:r>
-                  <w:t xml:space="preserve">4</w:t>
-                </w:r>
-              </w:p>
-              <w:p>
-                <w:pPr>
-                  <w:spacing w:before="0" w:after="0" w:line="480" w:lineRule="exact"/>
-                  <w:ind w:left="0" w:firstLine="0"/>
-                  <w:jc w:val="right"/>
-                </w:pPr>
-                <w:r>
-                  <w:t xml:space="preserve">5</w:t>
-                </w:r>
-              </w:p>
-              <w:p>
-                <w:pPr>
-                  <w:spacing w:before="0" w:after="0" w:line="480" w:lineRule="exact"/>
-                  <w:ind w:left="0" w:firstLine="0"/>
-                  <w:jc w:val="right"/>
-                </w:pPr>
-                <w:r>
-                  <w:t xml:space="preserve">6</w:t>
-                </w:r>
-              </w:p>
-              <w:p>
-                <w:pPr>
-                  <w:spacing w:before="0" w:after="0" w:line="480" w:lineRule="exact"/>
-                  <w:ind w:left="0" w:firstLine="0"/>
-                  <w:jc w:val="right"/>
-                </w:pPr>
-                <w:r>
-                  <w:t xml:space="preserve">7</w:t>
-                </w:r>
-              </w:p>
-              <w:p>
-                <w:pPr>
-                  <w:spacing w:before="0" w:after="0" w:line="480" w:lineRule="exact"/>
-                  <w:ind w:left="0" w:firstLine="0"/>
-                  <w:jc w:val="right"/>
-                </w:pPr>
-                <w:r>
-                  <w:t xml:space="preserve">8</w:t>
-                </w:r>
-              </w:p>
-              <w:p>
-                <w:pPr>
-                  <w:spacing w:before="0" w:after="0" w:line="480" w:lineRule="exact"/>
-                  <w:ind w:left="0" w:firstLine="0"/>
-                  <w:jc w:val="right"/>
-                </w:pPr>
-                <w:r>
-                  <w:t xml:space="preserve">9</w:t>
-                </w:r>
-              </w:p>
-              <w:p>
-                <w:pPr>
-                  <w:spacing w:before="0" w:after="0" w:line="480" w:lineRule="exact"/>
-                  <w:ind w:left="0" w:firstLine="0"/>
-                  <w:jc w:val="right"/>
-                </w:pPr>
-                <w:r>
-                  <w:t xml:space="preserve">10</w:t>
-                </w:r>
-              </w:p>
-              <w:p>
-                <w:pPr>
-                  <w:spacing w:before="0" w:after="0" w:line="480" w:lineRule="exact"/>
-                  <w:ind w:left="0" w:firstLine="0"/>
-                  <w:jc w:val="right"/>
-                </w:pPr>
-                <w:r>
-                  <w:t xml:space="preserve">11</w:t>
-                </w:r>
-              </w:p>
-              <w:p>
-                <w:pPr>
-                  <w:spacing w:before="0" w:after="0" w:line="480" w:lineRule="exact"/>
-                  <w:ind w:left="0" w:firstLine="0"/>
-                  <w:jc w:val="right"/>
-                </w:pPr>
-                <w:r>
-                  <w:t xml:space="preserve">12</w:t>
-                </w:r>
-              </w:p>
-              <w:p>
-                <w:pPr>
-                  <w:spacing w:before="0" w:after="0" w:line="480" w:lineRule="exact"/>
-                  <w:ind w:left="0" w:firstLine="0"/>
-                  <w:jc w:val="right"/>
-                </w:pPr>
-                <w:r>
-                  <w:t xml:space="preserve">13</w:t>
-                </w:r>
-              </w:p>
-              <w:p>
-                <w:pPr>
-                  <w:spacing w:before="0" w:after="0" w:line="480" w:lineRule="exact"/>
-                  <w:ind w:left="0" w:firstLine="0"/>
-                  <w:jc w:val="right"/>
-                </w:pPr>
-                <w:r>
-                  <w:t xml:space="preserve">14</w:t>
-                </w:r>
-              </w:p>
-              <w:p>
-                <w:pPr>
-                  <w:spacing w:before="0" w:after="0" w:line="480" w:lineRule="exact"/>
-                  <w:ind w:left="0" w:firstLine="0"/>
-                  <w:jc w:val="right"/>
-                </w:pPr>
-                <w:r>
-                  <w:t xml:space="preserve">15</w:t>
-                </w:r>
-              </w:p>
-              <w:p>
-                <w:pPr>
-                  <w:spacing w:before="0" w:after="0" w:line="480" w:lineRule="exact"/>
-                  <w:ind w:left="0" w:firstLine="0"/>
-                  <w:jc w:val="right"/>
-                </w:pPr>
-                <w:r>
-                  <w:t xml:space="preserve">16</w:t>
-                </w:r>
-              </w:p>
-              <w:p>
-                <w:pPr>
-                  <w:spacing w:before="0" w:after="0" w:line="480" w:lineRule="exact"/>
-                  <w:ind w:left="0" w:firstLine="0"/>
-                  <w:jc w:val="right"/>
-                </w:pPr>
-                <w:r>
-                  <w:t xml:space="preserve">17</w:t>
-                </w:r>
-              </w:p>
-              <w:p>
-                <w:pPr>
-                  <w:spacing w:before="0" w:after="0" w:line="480" w:lineRule="exact"/>
-                  <w:ind w:left="0" w:firstLine="0"/>
-                  <w:jc w:val="right"/>
-                </w:pPr>
-                <w:r>
-                  <w:t xml:space="preserve">18</w:t>
-                </w:r>
-              </w:p>
-              <w:p>
-                <w:pPr>
-                  <w:spacing w:before="0" w:after="0" w:line="480" w:lineRule="exact"/>
-                  <w:ind w:left="0" w:firstLine="0"/>
-                  <w:jc w:val="right"/>
-                </w:pPr>
-                <w:r>
-                  <w:t xml:space="preserve">19</w:t>
-                </w:r>
-              </w:p>
-              <w:p>
-                <w:pPr>
-                  <w:spacing w:before="0" w:after="0" w:line="480" w:lineRule="exact"/>
-                  <w:ind w:left="0" w:firstLine="0"/>
-                  <w:jc w:val="right"/>
-                </w:pPr>
-                <w:r>
-                  <w:t xml:space="preserve">20</w:t>
-                </w:r>
-              </w:p>
-              <w:p>
-                <w:pPr>
-                  <w:spacing w:before="0" w:after="0" w:line="480" w:lineRule="exact"/>
-                  <w:ind w:left="0" w:firstLine="0"/>
-                  <w:jc w:val="right"/>
-                </w:pPr>
-                <w:r>
-                  <w:t xml:space="preserve">21</w:t>
-                </w:r>
-              </w:p>
-              <w:p>
-                <w:pPr>
-                  <w:spacing w:before="0" w:after="0" w:line="480" w:lineRule="exact"/>
-                  <w:ind w:left="0" w:firstLine="0"/>
-                  <w:jc w:val="right"/>
-                </w:pPr>
-                <w:r>
-                  <w:t xml:space="preserve">22</w:t>
-                </w:r>
-              </w:p>
-              <w:p>
-                <w:pPr>
-                  <w:spacing w:before="0" w:after="0" w:line="480" w:lineRule="exact"/>
-                  <w:ind w:left="0" w:firstLine="0"/>
-                  <w:jc w:val="right"/>
-                </w:pPr>
-                <w:r>
-                  <w:t xml:space="preserve">23</w:t>
-                </w:r>
-              </w:p>
-              <w:p>
-                <w:pPr>
-                  <w:spacing w:before="0" w:after="0" w:line="480" w:lineRule="exact"/>
-                  <w:ind w:left="0" w:firstLine="0"/>
-                  <w:jc w:val="right"/>
-                </w:pPr>
-                <w:r>
-                  <w:t xml:space="preserve">24</w:t>
-                </w:r>
-              </w:p>
-              <w:p>
-                <w:pPr>
-                  <w:spacing w:before="0" w:after="0" w:line="480" w:lineRule="exact"/>
-                  <w:ind w:left="0" w:firstLine="0"/>
-                  <w:jc w:val="right"/>
-                </w:pPr>
-                <w:r>
-                  <w:t xml:space="preserve">25</w:t>
-                </w:r>
-              </w:p>
-            </w:txbxContent>
-          </v:textbox>
-        </v:shape>
-      </w:pict>
-    </w:r>
-    <w:r>
-      <w:drawing xmlns:wp="http://schemas.openxmlformats.org/drawingml/2006/wordprocessingDrawing" xmlns:a="http://schemas.openxmlformats.org/drawingml/2006/main" xmlns:wps="http://schemas.microsoft.com/office/word/2010/wordprocessingShape">
-        <wp:anchor distT="0" distB="0" distL="0" distR="0" simplePos="0" relativeHeight="251659271" behindDoc="1" locked="1" layoutInCell="1" allowOverlap="1">
-          <wp:simplePos x="0" y="0"/>
-          <wp:positionH relativeFrom="page">
-            <wp:posOffset>804672</wp:posOffset>
-          </wp:positionH>
-          <wp:positionV relativeFrom="page">
-            <wp:posOffset>0</wp:posOffset>
-          </wp:positionV>
-          <wp:extent cx="0" cy="10058400"/>
-          <wp:effectExtent l="0" t="0" r="0" b="0"/>
-          <wp:wrapNone/>
-          <wp:docPr id="101" name="Pleading rule 1"/>
-          <wp:cNvGraphicFramePr/>
-          <a:graphic>
-            <a:graphicData uri="http://schemas.microsoft.com/office/word/2010/wordprocessingShape">
-              <wps:wsp>
-                <wps:cNvCnPr/>
-                <wps:spPr>
-                  <a:xfrm>
-                    <a:off x="0" y="0"/>
-                    <a:ext cx="0" cy="10058400"/>
-                  </a:xfrm>
-                  <a:prstGeom prst="line">
-                    <a:avLst/>
-                  </a:prstGeom>
-                  <a:ln w="9525">
-                    <a:solidFill>
-                      <a:srgbClr val="000000"/>
-                    </a:solidFill>
-                  </a:ln>
-                </wps:spPr>
-                <wps:bodyPr/>
-              </wps:wsp>
-            </a:graphicData>
-          </a:graphic>
-        </wp:anchor>
-      </w:drawing>
-    </w:r>
-    <w:r>
-      <w:drawing xmlns:wp="http://schemas.openxmlformats.org/drawingml/2006/wordprocessingDrawing" xmlns:a="http://schemas.openxmlformats.org/drawingml/2006/main" xmlns:wps="http://schemas.microsoft.com/office/word/2010/wordprocessingShape">
-        <wp:anchor distT="0" distB="0" distL="0" distR="0" simplePos="0" relativeHeight="251659272" behindDoc="1" locked="1" layoutInCell="1" allowOverlap="1">
-          <wp:simplePos x="0" y="0"/>
-          <wp:positionH relativeFrom="page">
-            <wp:posOffset>841248</wp:posOffset>
-          </wp:positionH>
-          <wp:positionV relativeFrom="page">
-            <wp:posOffset>0</wp:posOffset>
-          </wp:positionV>
-          <wp:extent cx="0" cy="10058400"/>
-          <wp:effectExtent l="0" t="0" r="0" b="0"/>
-          <wp:wrapNone/>
-          <wp:docPr id="102" name="Pleading rule 2"/>
-          <wp:cNvGraphicFramePr/>
-          <a:graphic>
-            <a:graphicData uri="http://schemas.microsoft.com/office/word/2010/wordprocessingShape">
-              <wps:wsp>
-                <wps:cNvCnPr/>
-                <wps:spPr>
-                  <a:xfrm>
-                    <a:off x="0" y="0"/>
-                    <a:ext cx="0" cy="10058400"/>
-                  </a:xfrm>
-                  <a:prstGeom prst="line">
-                    <a:avLst/>
-                  </a:prstGeom>
-                  <a:ln w="9525">
-                    <a:solidFill>
-                      <a:srgbClr val="000000"/>
-                    </a:solidFill>
-                  </a:ln>
-                </wps:spPr>
-                <wps:bodyPr/>
-              </wps:wsp>
-            </a:graphicData>
-          </a:graphic>
-        </wp:anchor>
-      </w:drawing>
-    </w:r>
-    <w:r>
-      <w:drawing xmlns:wp="http://schemas.openxmlformats.org/drawingml/2006/wordprocessingDrawing" xmlns:a="http://schemas.openxmlformats.org/drawingml/2006/main" xmlns:wps="http://schemas.microsoft.com/office/word/2010/wordprocessingShape">
-        <wp:anchor distT="0" distB="0" distL="0" distR="0" simplePos="0" relativeHeight="251659273" behindDoc="1" locked="1" layoutInCell="1" allowOverlap="1">
-          <wp:simplePos x="0" y="0"/>
-          <wp:positionH relativeFrom="page">
-            <wp:posOffset>7388352</wp:posOffset>
-          </wp:positionH>
-          <wp:positionV relativeFrom="page">
-            <wp:posOffset>0</wp:posOffset>
-          </wp:positionV>
-          <wp:extent cx="0" cy="10058400"/>
-          <wp:effectExtent l="0" t="0" r="0" b="0"/>
-          <wp:wrapNone/>
-          <wp:docPr id="103" name="Pleading rule 3"/>
-          <wp:cNvGraphicFramePr/>
-          <a:graphic>
-            <a:graphicData uri="http://schemas.microsoft.com/office/word/2010/wordprocessingShape">
-              <wps:wsp>
-                <wps:cNvCnPr/>
-                <wps:spPr>
-                  <a:xfrm>
-                    <a:off x="0" y="0"/>
-                    <a:ext cx="0" cy="10058400"/>
-                  </a:xfrm>
-                  <a:prstGeom prst="line">
-                    <a:avLst/>
-                  </a:prstGeom>
-                  <a:ln w="9525">
-                    <a:solidFill>
-                      <a:srgbClr val="000000"/>
-                    </a:solidFill>
-                  </a:ln>
-                </wps:spPr>
-                <wps:bodyPr/>
-              </wps:wsp>
-            </a:graphicData>
-          </a:graphic>
-        </wp:anchor>
-      </w:drawing>
-    </w:r>
     <w:r>
       <w:rPr>
         <w:sz w:val="20"/>
@@ -5548,8 +5620,7 @@
       <w:tabs>
         <w:tab w:val="right" w:pos="10080"/>
       </w:tabs>
-      <w:spacing w:before="80" w:after="0" w:line="240" w:lineRule="exact"/>
-      <w:ind w:left="0" w:firstLine="0"/>
+      <w:spacing w:before="0" w:after="0" w:line="240" w:lineRule="exact"/>
       <w:jc w:val="left"/>
     </w:pPr>
     <w:r>
@@ -5557,13 +5628,93 @@
         <w:sz w:val="20"/>
         <w:szCs w:val="20"/>
       </w:rPr>
-      <w:t xml:space="preserve">MEMORANDUM IN SUPPORT OF MOTION TO DISMISS</w:t>
+      <w:t xml:space="preserve">MEMORANDUM</w:t>
     </w:r>
     <w:r>
       <w:rPr>
         <w:sz w:val="20"/>
         <w:szCs w:val="20"/>
       </w:rPr>
+      <w:t xml:space="preserve"> </w:t>
+    </w:r>
+    <w:r>
+      <w:rPr>
+        <w:sz w:val="20"/>
+        <w:szCs w:val="20"/>
+      </w:rPr>
+      <w:t xml:space="preserve">IN</w:t>
+    </w:r>
+    <w:r>
+      <w:rPr>
+        <w:sz w:val="20"/>
+        <w:szCs w:val="20"/>
+      </w:rPr>
+      <w:t xml:space="preserve"> </w:t>
+    </w:r>
+    <w:r>
+      <w:rPr>
+        <w:sz w:val="20"/>
+        <w:szCs w:val="20"/>
+      </w:rPr>
+      <w:t xml:space="preserve">SUPPORT</w:t>
+    </w:r>
+    <w:r>
+      <w:rPr>
+        <w:sz w:val="20"/>
+        <w:szCs w:val="20"/>
+      </w:rPr>
+      <w:t xml:space="preserve"> </w:t>
+    </w:r>
+    <w:r>
+      <w:rPr>
+        <w:sz w:val="20"/>
+        <w:szCs w:val="20"/>
+      </w:rPr>
+      <w:t xml:space="preserve">OF</w:t>
+    </w:r>
+    <w:r>
+      <w:rPr>
+        <w:sz w:val="20"/>
+        <w:szCs w:val="20"/>
+      </w:rPr>
+      <w:t xml:space="preserve"> </w:t>
+    </w:r>
+    <w:r>
+      <w:rPr>
+        <w:sz w:val="20"/>
+        <w:szCs w:val="20"/>
+      </w:rPr>
+      <w:t xml:space="preserve">MOTION</w:t>
+    </w:r>
+    <w:r>
+      <w:rPr>
+        <w:sz w:val="20"/>
+        <w:szCs w:val="20"/>
+      </w:rPr>
+      <w:t xml:space="preserve"> </w:t>
+    </w:r>
+    <w:r>
+      <w:rPr>
+        <w:sz w:val="20"/>
+        <w:szCs w:val="20"/>
+      </w:rPr>
+      <w:t xml:space="preserve">TO</w:t>
+    </w:r>
+    <w:r>
+      <w:rPr>
+        <w:sz w:val="20"/>
+        <w:szCs w:val="20"/>
+      </w:rPr>
+      <w:t xml:space="preserve"> </w:t>
+    </w:r>
+    <w:r>
+      <w:rPr>
+        <w:sz w:val="20"/>
+        <w:szCs w:val="20"/>
+      </w:rPr>
+      <w:t xml:space="preserve">DISMISS</w:t>
+    </w:r>
+    <w:r>
       <w:tab/>
     </w:r>
     <w:r>
@@ -5571,8 +5722,26 @@
         <w:sz w:val="20"/>
         <w:szCs w:val="20"/>
       </w:rPr>
-      <w:t xml:space="preserve">CASE NO. 1:24-cv-⁠00001</w:t>
+      <w:t xml:space="preserve">CASE NO. </w:t>
     </w:r>
+    <w:r>
+      <w:rPr>
+        <w:sz w:val="20"/>
+        <w:szCs w:val="20"/>
+      </w:rPr>
+      <w:t xml:space="preserve">1:24-cv-⁠00001</w:t>
+    </w:r>
+  </w:p>
+</w:ftr>
+</file>
+
+<file path=word/ftr-own2.xml><?xml version="1.0" encoding="utf-8"?>
+<w:ftr xmlns:w="http://schemas.openxmlformats.org/wordprocessingml/2006/main" xmlns:r="http://schemas.openxmlformats.org/officeDocument/2006/relationships">
+  <w:p>
+    <w:pPr>
+      <w:spacing w:before="0" w:after="0" w:line="240" w:lineRule="exact"/>
+      <w:jc w:val="center"/>
+    </w:pPr>
   </w:p>
 </w:ftr>
 </file>
@@ -5603,6 +5772,531 @@
 </w:ftr>
 </file>
 
+<file path=word/hdr-own1.xml><?xml version="1.0" encoding="utf-8"?>
+<w:hdr xmlns:w="http://schemas.openxmlformats.org/wordprocessingml/2006/main" xmlns:r="http://schemas.openxmlformats.org/officeDocument/2006/relationships">
+  <w:p>
+    <w:pPr>
+      <w:spacing w:before="0" w:after="0" w:line="20" w:lineRule="exact"/>
+    </w:pPr>
+    <w:r>
+      <w:drawing xmlns:wp="http://schemas.openxmlformats.org/drawingml/2006/wordprocessingDrawing">
+        <wp:anchor distT="0" distB="0" distL="0" distR="0" simplePos="0" relativeHeight="1" behindDoc="1" locked="1" layoutInCell="1" allowOverlap="1">
+          <wp:simplePos x="0" y="0"/>
+          <wp:positionH relativeFrom="page">
+            <wp:posOffset>0</wp:posOffset>
+          </wp:positionH>
+          <wp:positionV relativeFrom="page">
+            <wp:posOffset>1371600</wp:posOffset>
+          </wp:positionV>
+          <wp:extent cx="640080" cy="7620000"/>
+          <wp:effectExtent l="0" t="0" r="0" b="0"/>
+          <wp:wrapNone/>
+          <wp:docPr id="9911" name="Pleading line numbers"/>
+          <wp:cNvGraphicFramePr/>
+          <a:graphic xmlns:a="http://schemas.openxmlformats.org/drawingml/2006/main">
+            <a:graphicData uri="http://schemas.microsoft.com/office/word/2010/wordprocessingShape">
+              <wps:wsp xmlns:wps="http://schemas.microsoft.com/office/word/2010/wordprocessingShape">
+                <wps:cNvSpPr txBox="1"/>
+                <wps:spPr>
+                  <a:xfrm>
+                    <a:off x="0" y="0"/>
+                    <a:ext cx="640080" cy="7620000"/>
+                  </a:xfrm>
+                  <a:prstGeom prst="rect">
+                    <a:avLst/>
+                  </a:prstGeom>
+                  <a:noFill/>
+                  <a:ln>
+                    <a:noFill/>
+                  </a:ln>
+                </wps:spPr>
+                <wps:txbx>
+                  <w:txbxContent>
+                    <w:p>
+                      <w:pPr>
+                        <w:spacing w:before="0" w:after="0" w:line="480" w:lineRule="exact"/>
+                        <w:ind w:left="0" w:right="0" w:firstLine="0"/>
+                        <w:jc w:val="right"/>
+                      </w:pPr>
+                      <w:r>
+                        <w:rPr>
+                          <w:sz w:val="24"/>
+                          <w:szCs w:val="24"/>
+                        </w:rPr>
+                        <w:t>1</w:t>
+                      </w:r>
+                    </w:p>
+                    <w:p>
+                      <w:pPr>
+                        <w:spacing w:before="0" w:after="0" w:line="480" w:lineRule="exact"/>
+                        <w:ind w:left="0" w:right="0" w:firstLine="0"/>
+                        <w:jc w:val="right"/>
+                      </w:pPr>
+                      <w:r>
+                        <w:rPr>
+                          <w:sz w:val="24"/>
+                          <w:szCs w:val="24"/>
+                        </w:rPr>
+                        <w:t>2</w:t>
+                      </w:r>
+                    </w:p>
+                    <w:p>
+                      <w:pPr>
+                        <w:spacing w:before="0" w:after="0" w:line="480" w:lineRule="exact"/>
+                        <w:ind w:left="0" w:right="0" w:firstLine="0"/>
+                        <w:jc w:val="right"/>
+                      </w:pPr>
+                      <w:r>
+                        <w:rPr>
+                          <w:sz w:val="24"/>
+                          <w:szCs w:val="24"/>
+                        </w:rPr>
+                        <w:t>3</w:t>
+                      </w:r>
+                    </w:p>
+                    <w:p>
+                      <w:pPr>
+                        <w:spacing w:before="0" w:after="0" w:line="480" w:lineRule="exact"/>
+                        <w:ind w:left="0" w:right="0" w:firstLine="0"/>
+                        <w:jc w:val="right"/>
+                      </w:pPr>
+                      <w:r>
+                        <w:rPr>
+                          <w:sz w:val="24"/>
+                          <w:szCs w:val="24"/>
+                        </w:rPr>
+                        <w:t>4</w:t>
+                      </w:r>
+                    </w:p>
+                    <w:p>
+                      <w:pPr>
+                        <w:spacing w:before="0" w:after="0" w:line="480" w:lineRule="exact"/>
+                        <w:ind w:left="0" w:right="0" w:firstLine="0"/>
+                        <w:jc w:val="right"/>
+                      </w:pPr>
+                      <w:r>
+                        <w:rPr>
+                          <w:sz w:val="24"/>
+                          <w:szCs w:val="24"/>
+                        </w:rPr>
+                        <w:t>5</w:t>
+                      </w:r>
+                    </w:p>
+                    <w:p>
+                      <w:pPr>
+                        <w:spacing w:before="0" w:after="0" w:line="480" w:lineRule="exact"/>
+                        <w:ind w:left="0" w:right="0" w:firstLine="0"/>
+                        <w:jc w:val="right"/>
+                      </w:pPr>
+                      <w:r>
+                        <w:rPr>
+                          <w:sz w:val="24"/>
+                          <w:szCs w:val="24"/>
+                        </w:rPr>
+                        <w:t>6</w:t>
+                      </w:r>
+                    </w:p>
+                    <w:p>
+                      <w:pPr>
+                        <w:spacing w:before="0" w:after="0" w:line="480" w:lineRule="exact"/>
+                        <w:ind w:left="0" w:right="0" w:firstLine="0"/>
+                        <w:jc w:val="right"/>
+                      </w:pPr>
+                      <w:r>
+                        <w:rPr>
+                          <w:sz w:val="24"/>
+                          <w:szCs w:val="24"/>
+                        </w:rPr>
+                        <w:t>7</w:t>
+                      </w:r>
+                    </w:p>
+                    <w:p>
+                      <w:pPr>
+                        <w:spacing w:before="0" w:after="0" w:line="480" w:lineRule="exact"/>
+                        <w:ind w:left="0" w:right="0" w:firstLine="0"/>
+                        <w:jc w:val="right"/>
+                      </w:pPr>
+                      <w:r>
+                        <w:rPr>
+                          <w:sz w:val="24"/>
+                          <w:szCs w:val="24"/>
+                        </w:rPr>
+                        <w:t>8</w:t>
+                      </w:r>
+                    </w:p>
+                    <w:p>
+                      <w:pPr>
+                        <w:spacing w:before="0" w:after="0" w:line="480" w:lineRule="exact"/>
+                        <w:ind w:left="0" w:right="0" w:firstLine="0"/>
+                        <w:jc w:val="right"/>
+                      </w:pPr>
+                      <w:r>
+                        <w:rPr>
+                          <w:sz w:val="24"/>
+                          <w:szCs w:val="24"/>
+                        </w:rPr>
+                        <w:t>9</w:t>
+                      </w:r>
+                    </w:p>
+                    <w:p>
+                      <w:pPr>
+                        <w:spacing w:before="0" w:after="0" w:line="480" w:lineRule="exact"/>
+                        <w:ind w:left="0" w:right="0" w:firstLine="0"/>
+                        <w:jc w:val="right"/>
+                      </w:pPr>
+                      <w:r>
+                        <w:rPr>
+                          <w:sz w:val="24"/>
+                          <w:szCs w:val="24"/>
+                        </w:rPr>
+                        <w:t>10</w:t>
+                      </w:r>
+                    </w:p>
+                    <w:p>
+                      <w:pPr>
+                        <w:spacing w:before="0" w:after="0" w:line="480" w:lineRule="exact"/>
+                        <w:ind w:left="0" w:right="0" w:firstLine="0"/>
+                        <w:jc w:val="right"/>
+                      </w:pPr>
+                      <w:r>
+                        <w:rPr>
+                          <w:sz w:val="24"/>
+                          <w:szCs w:val="24"/>
+                        </w:rPr>
+                        <w:t>11</w:t>
+                      </w:r>
+                    </w:p>
+                    <w:p>
+                      <w:pPr>
+                        <w:spacing w:before="0" w:after="0" w:line="480" w:lineRule="exact"/>
+                        <w:ind w:left="0" w:right="0" w:firstLine="0"/>
+                        <w:jc w:val="right"/>
+                      </w:pPr>
+                      <w:r>
+                        <w:rPr>
+                          <w:sz w:val="24"/>
+                          <w:szCs w:val="24"/>
+                        </w:rPr>
+                        <w:t>12</w:t>
+                      </w:r>
+                    </w:p>
+                    <w:p>
+                      <w:pPr>
+                        <w:spacing w:before="0" w:after="0" w:line="480" w:lineRule="exact"/>
+                        <w:ind w:left="0" w:right="0" w:firstLine="0"/>
+                        <w:jc w:val="right"/>
+                      </w:pPr>
+                      <w:r>
+                        <w:rPr>
+                          <w:sz w:val="24"/>
+                          <w:szCs w:val="24"/>
+                        </w:rPr>
+                        <w:t>13</w:t>
+                      </w:r>
+                    </w:p>
+                    <w:p>
+                      <w:pPr>
+                        <w:spacing w:before="0" w:after="0" w:line="480" w:lineRule="exact"/>
+                        <w:ind w:left="0" w:right="0" w:firstLine="0"/>
+                        <w:jc w:val="right"/>
+                      </w:pPr>
+                      <w:r>
+                        <w:rPr>
+                          <w:sz w:val="24"/>
+                          <w:szCs w:val="24"/>
+                        </w:rPr>
+                        <w:t>14</w:t>
+                      </w:r>
+                    </w:p>
+                    <w:p>
+                      <w:pPr>
+                        <w:spacing w:before="0" w:after="0" w:line="480" w:lineRule="exact"/>
+                        <w:ind w:left="0" w:right="0" w:firstLine="0"/>
+                        <w:jc w:val="right"/>
+                      </w:pPr>
+                      <w:r>
+                        <w:rPr>
+                          <w:sz w:val="24"/>
+                          <w:szCs w:val="24"/>
+                        </w:rPr>
+                        <w:t>15</w:t>
+                      </w:r>
+                    </w:p>
+                    <w:p>
+                      <w:pPr>
+                        <w:spacing w:before="0" w:after="0" w:line="480" w:lineRule="exact"/>
+                        <w:ind w:left="0" w:right="0" w:firstLine="0"/>
+                        <w:jc w:val="right"/>
+                      </w:pPr>
+                      <w:r>
+                        <w:rPr>
+                          <w:sz w:val="24"/>
+                          <w:szCs w:val="24"/>
+                        </w:rPr>
+                        <w:t>16</w:t>
+                      </w:r>
+                    </w:p>
+                    <w:p>
+                      <w:pPr>
+                        <w:spacing w:before="0" w:after="0" w:line="480" w:lineRule="exact"/>
+                        <w:ind w:left="0" w:right="0" w:firstLine="0"/>
+                        <w:jc w:val="right"/>
+                      </w:pPr>
+                      <w:r>
+                        <w:rPr>
+                          <w:sz w:val="24"/>
+                          <w:szCs w:val="24"/>
+                        </w:rPr>
+                        <w:t>17</w:t>
+                      </w:r>
+                    </w:p>
+                    <w:p>
+                      <w:pPr>
+                        <w:spacing w:before="0" w:after="0" w:line="480" w:lineRule="exact"/>
+                        <w:ind w:left="0" w:right="0" w:firstLine="0"/>
+                        <w:jc w:val="right"/>
+                      </w:pPr>
+                      <w:r>
+                        <w:rPr>
+                          <w:sz w:val="24"/>
+                          <w:szCs w:val="24"/>
+                        </w:rPr>
+                        <w:t>18</w:t>
+                      </w:r>
+                    </w:p>
+                    <w:p>
+                      <w:pPr>
+                        <w:spacing w:before="0" w:after="0" w:line="480" w:lineRule="exact"/>
+                        <w:ind w:left="0" w:right="0" w:firstLine="0"/>
+                        <w:jc w:val="right"/>
+                      </w:pPr>
+                      <w:r>
+                        <w:rPr>
+                          <w:sz w:val="24"/>
+                          <w:szCs w:val="24"/>
+                        </w:rPr>
+                        <w:t>19</w:t>
+                      </w:r>
+                    </w:p>
+                    <w:p>
+                      <w:pPr>
+                        <w:spacing w:before="0" w:after="0" w:line="480" w:lineRule="exact"/>
+                        <w:ind w:left="0" w:right="0" w:firstLine="0"/>
+                        <w:jc w:val="right"/>
+                      </w:pPr>
+                      <w:r>
+                        <w:rPr>
+                          <w:sz w:val="24"/>
+                          <w:szCs w:val="24"/>
+                        </w:rPr>
+                        <w:t>20</w:t>
+                      </w:r>
+                    </w:p>
+                    <w:p>
+                      <w:pPr>
+                        <w:spacing w:before="0" w:after="0" w:line="480" w:lineRule="exact"/>
+                        <w:ind w:left="0" w:right="0" w:firstLine="0"/>
+                        <w:jc w:val="right"/>
+                      </w:pPr>
+                      <w:r>
+                        <w:rPr>
+                          <w:sz w:val="24"/>
+                          <w:szCs w:val="24"/>
+                        </w:rPr>
+                        <w:t>21</w:t>
+                      </w:r>
+                    </w:p>
+                    <w:p>
+                      <w:pPr>
+                        <w:spacing w:before="0" w:after="0" w:line="480" w:lineRule="exact"/>
+                        <w:ind w:left="0" w:right="0" w:firstLine="0"/>
+                        <w:jc w:val="right"/>
+                      </w:pPr>
+                      <w:r>
+                        <w:rPr>
+                          <w:sz w:val="24"/>
+                          <w:szCs w:val="24"/>
+                        </w:rPr>
+                        <w:t>22</w:t>
+                      </w:r>
+                    </w:p>
+                    <w:p>
+                      <w:pPr>
+                        <w:spacing w:before="0" w:after="0" w:line="480" w:lineRule="exact"/>
+                        <w:ind w:left="0" w:right="0" w:firstLine="0"/>
+                        <w:jc w:val="right"/>
+                      </w:pPr>
+                      <w:r>
+                        <w:rPr>
+                          <w:sz w:val="24"/>
+                          <w:szCs w:val="24"/>
+                        </w:rPr>
+                        <w:t>23</w:t>
+                      </w:r>
+                    </w:p>
+                    <w:p>
+                      <w:pPr>
+                        <w:spacing w:before="0" w:after="0" w:line="480" w:lineRule="exact"/>
+                        <w:ind w:left="0" w:right="0" w:firstLine="0"/>
+                        <w:jc w:val="right"/>
+                      </w:pPr>
+                      <w:r>
+                        <w:rPr>
+                          <w:sz w:val="24"/>
+                          <w:szCs w:val="24"/>
+                        </w:rPr>
+                        <w:t>24</w:t>
+                      </w:r>
+                    </w:p>
+                    <w:p>
+                      <w:pPr>
+                        <w:spacing w:before="0" w:after="0" w:line="480" w:lineRule="exact"/>
+                        <w:ind w:left="0" w:right="0" w:firstLine="0"/>
+                        <w:jc w:val="right"/>
+                      </w:pPr>
+                      <w:r>
+                        <w:rPr>
+                          <w:sz w:val="24"/>
+                          <w:szCs w:val="24"/>
+                        </w:rPr>
+                        <w:t>25</w:t>
+                      </w:r>
+                    </w:p>
+                  </w:txbxContent>
+                </wps:txbx>
+                <wps:bodyPr rot="0" vert="horz" wrap="square" lIns="0" tIns="0" rIns="0" bIns="0" anchor="t" anchorCtr="0">
+                  <a:noAutofit/>
+                </wps:bodyPr>
+              </wps:wsp>
+            </a:graphicData>
+          </a:graphic>
+        </wp:anchor>
+      </w:drawing>
+    </w:r>
+    <w:r>
+      <w:drawing xmlns:wp="http://schemas.openxmlformats.org/drawingml/2006/wordprocessingDrawing">
+        <wp:anchor distT="0" distB="0" distL="0" distR="0" simplePos="0" relativeHeight="2" behindDoc="1" locked="1" layoutInCell="1" allowOverlap="1">
+          <wp:simplePos x="0" y="0"/>
+          <wp:positionH relativeFrom="page">
+            <wp:posOffset>804545</wp:posOffset>
+          </wp:positionH>
+          <wp:positionV relativeFrom="page">
+            <wp:posOffset>0</wp:posOffset>
+          </wp:positionV>
+          <wp:extent cx="0" cy="10058400"/>
+          <wp:effectExtent l="0" t="0" r="0" b="0"/>
+          <wp:wrapNone/>
+          <wp:docPr id="9912" name="Pleading rule 1"/>
+          <wp:cNvGraphicFramePr/>
+          <a:graphic xmlns:a="http://schemas.openxmlformats.org/drawingml/2006/main">
+            <a:graphicData uri="http://schemas.microsoft.com/office/word/2010/wordprocessingShape">
+              <wps:wsp xmlns:wps="http://schemas.microsoft.com/office/word/2010/wordprocessingShape">
+                <wps:cNvCnPr/>
+                <wps:spPr>
+                  <a:xfrm>
+                    <a:off x="0" y="0"/>
+                    <a:ext cx="0" cy="10058400"/>
+                  </a:xfrm>
+                  <a:prstGeom prst="line">
+                    <a:avLst/>
+                  </a:prstGeom>
+                  <a:ln w="9525">
+                    <a:solidFill>
+                      <a:srgbClr val="000000"/>
+                    </a:solidFill>
+                  </a:ln>
+                </wps:spPr>
+                <wps:bodyPr/>
+              </wps:wsp>
+            </a:graphicData>
+          </a:graphic>
+        </wp:anchor>
+      </w:drawing>
+    </w:r>
+    <w:r>
+      <w:drawing xmlns:wp="http://schemas.openxmlformats.org/drawingml/2006/wordprocessingDrawing">
+        <wp:anchor distT="0" distB="0" distL="0" distR="0" simplePos="0" relativeHeight="3" behindDoc="1" locked="1" layoutInCell="1" allowOverlap="1">
+          <wp:simplePos x="0" y="0"/>
+          <wp:positionH relativeFrom="page">
+            <wp:posOffset>841375</wp:posOffset>
+          </wp:positionH>
+          <wp:positionV relativeFrom="page">
+            <wp:posOffset>0</wp:posOffset>
+          </wp:positionV>
+          <wp:extent cx="0" cy="10058400"/>
+          <wp:effectExtent l="0" t="0" r="0" b="0"/>
+          <wp:wrapNone/>
+          <wp:docPr id="9913" name="Pleading rule 2"/>
+          <wp:cNvGraphicFramePr/>
+          <a:graphic xmlns:a="http://schemas.openxmlformats.org/drawingml/2006/main">
+            <a:graphicData uri="http://schemas.microsoft.com/office/word/2010/wordprocessingShape">
+              <wps:wsp xmlns:wps="http://schemas.microsoft.com/office/word/2010/wordprocessingShape">
+                <wps:cNvCnPr/>
+                <wps:spPr>
+                  <a:xfrm>
+                    <a:off x="0" y="0"/>
+                    <a:ext cx="0" cy="10058400"/>
+                  </a:xfrm>
+                  <a:prstGeom prst="line">
+                    <a:avLst/>
+                  </a:prstGeom>
+                  <a:ln w="9525">
+                    <a:solidFill>
+                      <a:srgbClr val="000000"/>
+                    </a:solidFill>
+                  </a:ln>
+                </wps:spPr>
+                <wps:bodyPr/>
+              </wps:wsp>
+            </a:graphicData>
+          </a:graphic>
+        </wp:anchor>
+      </w:drawing>
+    </w:r>
+    <w:r>
+      <w:drawing xmlns:wp="http://schemas.openxmlformats.org/drawingml/2006/wordprocessingDrawing">
+        <wp:anchor distT="0" distB="0" distL="0" distR="0" simplePos="0" relativeHeight="4" behindDoc="1" locked="1" layoutInCell="1" allowOverlap="1">
+          <wp:simplePos x="0" y="0"/>
+          <wp:positionH relativeFrom="page">
+            <wp:posOffset>7388225</wp:posOffset>
+          </wp:positionH>
+          <wp:positionV relativeFrom="page">
+            <wp:posOffset>0</wp:posOffset>
+          </wp:positionV>
+          <wp:extent cx="0" cy="10058400"/>
+          <wp:effectExtent l="0" t="0" r="0" b="0"/>
+          <wp:wrapNone/>
+          <wp:docPr id="9914" name="Pleading rule 3"/>
+          <wp:cNvGraphicFramePr/>
+          <a:graphic xmlns:a="http://schemas.openxmlformats.org/drawingml/2006/main">
+            <a:graphicData uri="http://schemas.microsoft.com/office/word/2010/wordprocessingShape">
+              <wps:wsp xmlns:wps="http://schemas.microsoft.com/office/word/2010/wordprocessingShape">
+                <wps:cNvCnPr/>
+                <wps:spPr>
+                  <a:xfrm>
+                    <a:off x="0" y="0"/>
+                    <a:ext cx="0" cy="10058400"/>
+                  </a:xfrm>
+                  <a:prstGeom prst="line">
+                    <a:avLst/>
+                  </a:prstGeom>
+                  <a:ln w="9525">
+                    <a:solidFill>
+                      <a:srgbClr val="000000"/>
+                    </a:solidFill>
+                  </a:ln>
+                </wps:spPr>
+                <wps:bodyPr/>
+              </wps:wsp>
+            </a:graphicData>
+          </a:graphic>
+        </wp:anchor>
+      </w:drawing>
+    </w:r>
+  </w:p>
+</w:hdr>
+</file>
+
 <file path=word/numbering.xml><?xml version="1.0" encoding="utf-8"?>
 <w:numbering xmlns:w="http://schemas.openxmlformats.org/wordprocessingml/2006/main">
   <w:abstractNum w:abstractNumId="990">
@@ -6212,7 +6906,7 @@
     <w:qFormat/>
     <w:pPr>
       <w:spacing w:before="0" w:after="0" w:line="480" w:lineRule="exact"/>
-      <w:ind w:left="720" w:hanging="720"/>
+      <w:ind w:left="576" w:hanging="576"/>
     </w:pPr>
   </w:style>
   <w:style w:type="paragraph" w:styleId="BlockText">
@@ -6235,7 +6929,7 @@
     <w:unhideWhenUsed/>
     <w:qFormat/>
     <w:pPr>
-      <w:widowControl/>
+      <w:keepLines/>
       <w:spacing w:before="0" w:after="0" w:line="240" w:lineRule="exact"/>
     </w:pPr>
     <w:rPr>
@@ -6381,6 +7075,59 @@
       <w:color w:val="365F91" w:themeColor="accent1" w:themeShade="BF"/>
     </w:rPr>
   </w:style>
+  <w:style w:type="paragraph" w:customStyle="1" w:styleId="BodyTextNote">
+    <w:name w:val="Body Text Note"/>
+    <w:basedOn w:val="BodyText"/>
+    <w:qFormat/>
+    <w:pPr>
+      <w:widowControl w:val="0"/>
+    </w:pPr>
+  </w:style>
+  <w:style w:type="paragraph" w:customStyle="1" w:styleId="XdQuote">
+    <w:name w:val="Xd Quote"/>
+    <w:basedOn w:val="Normal"/>
+    <w:qFormat/>
+    <w:pPr>
+      <w:spacing w:before="0" w:after="0" w:line="240" w:lineRule="exact"/>
+      <w:ind w:left="720" w:right="720" w:firstLine="0"/>
+    </w:pPr>
+  </w:style>
+  <w:style w:type="paragraph" w:customStyle="1" w:styleId="XdQuoteFirst">
+    <w:name w:val="Xd Quote First"/>
+    <w:basedOn w:val="Normal"/>
+    <w:qFormat/>
+    <w:pPr>
+      <w:spacing w:before="0" w:after="0" w:line="240" w:lineRule="exact"/>
+      <w:ind w:left="720" w:right="720" w:firstLine="0"/>
+    </w:pPr>
+  </w:style>
+  <w:style w:type="paragraph" w:customStyle="1" w:styleId="XdQuoteLast">
+    <w:name w:val="Xd Quote Last"/>
+    <w:basedOn w:val="Normal"/>
+    <w:qFormat/>
+    <w:pPr>
+      <w:spacing w:before="0" w:after="480" w:line="240" w:lineRule="exact"/>
+      <w:ind w:left="720" w:right="720" w:firstLine="0"/>
+    </w:pPr>
+  </w:style>
+  <w:style w:type="paragraph" w:customStyle="1" w:styleId="XdQuoteOnly">
+    <w:name w:val="Xd Quote Only"/>
+    <w:basedOn w:val="Normal"/>
+    <w:qFormat/>
+    <w:pPr>
+      <w:spacing w:before="0" w:after="480" w:line="240" w:lineRule="exact"/>
+      <w:ind w:left="720" w:right="720" w:firstLine="0"/>
+    </w:pPr>
+  </w:style>
+  <w:style w:type="paragraph" w:customStyle="1" w:styleId="XdTail">
+    <w:name w:val="Xd Tail"/>
+    <w:basedOn w:val="Normal"/>
+    <w:qFormat/>
+    <w:pPr>
+      <w:spacing w:before="0" w:after="0" w:line="240" w:lineRule="exact"/>
+      <w:ind w:firstLine="0"/>
+    </w:pPr>
+  </w:style>
   <w:style w:type="paragraph" w:customStyle="1" w:styleId="BodyTextKeep">
     <w:name w:val="Body Text Keep"/>
     <w:basedOn w:val="BodyText"/>
@@ -6390,22 +7137,91 @@
       <w:keepLines/>
     </w:pPr>
   </w:style>
-  <w:style w:type="paragraph" w:customStyle="1" w:styleId="BodyTextNote">
-    <w:name w:val="Body Text Note"/>
-    <w:basedOn w:val="BodyText"/>
-    <w:qFormat/>
-    <w:pPr>
-      <w:widowControl w:val="0"/>
-    </w:pPr>
-  </w:style>
-  <w:style w:type="paragraph" w:customStyle="1" w:styleId="Item">
-    <w:name w:val="Item"/>
-    <w:basedOn w:val="BodyText"/>
+  <w:style w:type="paragraph" w:customStyle="1" w:styleId="XdList1">
+    <w:name w:val="XdList 1"/>
+    <w:basedOn w:val="Normal"/>
     <w:qFormat/>
     <w:pPr>
       <w:spacing w:before="0" w:after="0" w:line="480" w:lineRule="exact"/>
       <w:ind w:left="1296" w:hanging="576"/>
     </w:pPr>
+  </w:style>
+  <w:style w:type="paragraph" w:customStyle="1" w:styleId="XdList2">
+    <w:name w:val="XdList 2"/>
+    <w:basedOn w:val="Normal"/>
+    <w:qFormat/>
+    <w:pPr>
+      <w:spacing w:before="0" w:after="0" w:line="480" w:lineRule="exact"/>
+      <w:ind w:left="1872" w:hanging="576"/>
+    </w:pPr>
+  </w:style>
+  <w:style w:type="paragraph" w:customStyle="1" w:styleId="XdList3">
+    <w:name w:val="XdList 3"/>
+    <w:basedOn w:val="Normal"/>
+    <w:qFormat/>
+    <w:pPr>
+      <w:spacing w:before="0" w:after="0" w:line="480" w:lineRule="exact"/>
+      <w:ind w:left="2448" w:hanging="576"/>
+    </w:pPr>
+  </w:style>
+  <w:style w:type="paragraph" w:customStyle="1" w:styleId="XdTailList1">
+    <w:name w:val="XdTailList 1"/>
+    <w:basedOn w:val="Normal"/>
+    <w:qFormat/>
+    <w:pPr>
+      <w:spacing w:before="0" w:after="0" w:line="240" w:lineRule="exact"/>
+      <w:ind w:left="1296" w:hanging="576"/>
+    </w:pPr>
+  </w:style>
+  <w:style w:type="paragraph" w:customStyle="1" w:styleId="XdTailList2">
+    <w:name w:val="XdTailList 2"/>
+    <w:basedOn w:val="Normal"/>
+    <w:qFormat/>
+    <w:pPr>
+      <w:spacing w:before="0" w:after="0" w:line="240" w:lineRule="exact"/>
+      <w:ind w:left="1872" w:hanging="576"/>
+    </w:pPr>
+  </w:style>
+  <w:style w:type="paragraph" w:customStyle="1" w:styleId="XdTailList3">
+    <w:name w:val="XdTailList 3"/>
+    <w:basedOn w:val="Normal"/>
+    <w:qFormat/>
+    <w:pPr>
+      <w:spacing w:before="0" w:after="0" w:line="240" w:lineRule="exact"/>
+      <w:ind w:left="2448" w:hanging="576"/>
+    </w:pPr>
+  </w:style>
+  <w:style w:type="paragraph" w:customStyle="1" w:styleId="XdQuoteList1">
+    <w:name w:val="Xd Quote List 1"/>
+    <w:basedOn w:val="Normal"/>
+    <w:qFormat/>
+    <w:pPr>
+      <w:spacing w:before="0" w:after="0" w:line="240" w:lineRule="exact"/>
+      <w:ind w:left="2016" w:right="720" w:hanging="576"/>
+    </w:pPr>
+  </w:style>
+  <w:style w:type="paragraph" w:customStyle="1" w:styleId="XdQuoteList2">
+    <w:name w:val="Xd Quote List 2"/>
+    <w:basedOn w:val="Normal"/>
+    <w:qFormat/>
+    <w:pPr>
+      <w:spacing w:before="0" w:after="0" w:line="240" w:lineRule="exact"/>
+      <w:ind w:left="2592" w:right="720" w:hanging="576"/>
+    </w:pPr>
+  </w:style>
+  <w:style w:type="paragraph" w:customStyle="1" w:styleId="XdQuoteList3">
+    <w:name w:val="Xd Quote List 3"/>
+    <w:basedOn w:val="Normal"/>
+    <w:qFormat/>
+    <w:pPr>
+      <w:spacing w:before="0" w:after="0" w:line="240" w:lineRule="exact"/>
+      <w:ind w:left="3168" w:right="720" w:hanging="576"/>
+    </w:pPr>
+  </w:style>
+  <w:style w:type="paragraph" w:customStyle="1" w:styleId="XdList1">
+    <w:name w:val="XdList1"/>
+    <w:basedOn w:val="BodyText"/>
+    <w:qFormat/>
   </w:style>
   <w:style w:type="paragraph" w:customStyle="1" w:styleId="SourceCode">
     <w:name w:val="Source Code"/>
